--- a/ADG/02장/2장_데이터보호모드와리두전송서비스.docx
+++ b/ADG/02장/2장_데이터보호모드와리두전송서비스.docx
@@ -16,7 +16,22 @@
           <w:rFonts w:ascii="맑은 고딕" w:hAnsi="맑은 고딕" w:eastAsia="맑은 고딕"/>
           <w:sz w:val="21"/>
         </w:rPr>
-        <w:t>1장에서 Data Guard를 "Primary의 리두를 Standby로 옮기고 적용해 같은 상태를 유지하는 것"이라고 정리했다. 이 장은 그 문장의 앞부분, 즉 리두를 **어떻게 보낼 것인가**를 다룬다. 그리고 그 선택이 곧 데이터 보호 수준의 선택이라는 사실을 실측으로 확인한다.</w:t>
+        <w:t xml:space="preserve">1장에서 Data Guard를 "Primary의 리두를 Standby로 옮기고 적용해 같은 상태를 유지하는 것"이라고 정리했다. 이 장은 그 문장의 앞부분, 즉 리두를 </w:t>
+      </w:r>
+      <w:r>
+        <w:rPr>
+          <w:rFonts w:ascii="맑은 고딕" w:hAnsi="맑은 고딕" w:eastAsia="맑은 고딕"/>
+          <w:b/>
+          <w:sz w:val="21"/>
+        </w:rPr>
+        <w:t xml:space="preserve">어떻게 보낼 것인가</w:t>
+      </w:r>
+      <w:r>
+        <w:rPr>
+          <w:rFonts w:ascii="맑은 고딕" w:hAnsi="맑은 고딕" w:eastAsia="맑은 고딕"/>
+          <w:sz w:val="21"/>
+        </w:rPr>
+        <w:t xml:space="preserve">를 다룬다. 그리고 그 선택이 곧 데이터 보호 수준의 선택이라는 사실을 실측으로 확인한다.</w:t>
       </w:r>
     </w:p>
     <w:p>
@@ -81,10 +96,101 @@
       </w:pPr>
       <w:r>
         <w:rPr>
+          <w:rFonts w:ascii="Consolas" w:hAnsi="Consolas" w:eastAsia="맑은 고딕"/>
+          <w:sz w:val="21"/>
+        </w:rPr>
+        <w:t xml:space="preserve">LOG_ARCHIVE_DEST_n</w:t>
+      </w:r>
+      <w:r>
+        <w:rPr>
           <w:rFonts w:ascii="맑은 고딕" w:hAnsi="맑은 고딕" w:eastAsia="맑은 고딕"/>
           <w:sz w:val="21"/>
         </w:rPr>
-        <w:t>`LOG_ARCHIVE_DEST_n`의 주요 속성(`SERVICE`·`SYNC/ASYNC`·`AFFIRM/NOAFFIRM`·`VALID_FOR`·`DB_UNIQUE_NAME`)을 해석하고, 각 속성이 `V$ARCHIVE_DEST`의 어느 열로 나타나는지 대응시킨다.</w:t>
+        <w:t xml:space="preserve">의 주요 속성(</w:t>
+      </w:r>
+      <w:r>
+        <w:rPr>
+          <w:rFonts w:ascii="Consolas" w:hAnsi="Consolas" w:eastAsia="맑은 고딕"/>
+          <w:sz w:val="21"/>
+        </w:rPr>
+        <w:t xml:space="preserve">SERVICE</w:t>
+      </w:r>
+      <w:r>
+        <w:rPr>
+          <w:rFonts w:ascii="맑은 고딕" w:hAnsi="맑은 고딕" w:eastAsia="맑은 고딕"/>
+          <w:sz w:val="21"/>
+        </w:rPr>
+        <w:t xml:space="preserve">·</w:t>
+      </w:r>
+      <w:r>
+        <w:rPr>
+          <w:rFonts w:ascii="Consolas" w:hAnsi="Consolas" w:eastAsia="맑은 고딕"/>
+          <w:sz w:val="21"/>
+        </w:rPr>
+        <w:t xml:space="preserve">SYNC/ASYNC</w:t>
+      </w:r>
+      <w:r>
+        <w:rPr>
+          <w:rFonts w:ascii="맑은 고딕" w:hAnsi="맑은 고딕" w:eastAsia="맑은 고딕"/>
+          <w:sz w:val="21"/>
+        </w:rPr>
+        <w:t xml:space="preserve">·</w:t>
+      </w:r>
+      <w:r>
+        <w:rPr>
+          <w:rFonts w:ascii="Consolas" w:hAnsi="Consolas" w:eastAsia="맑은 고딕"/>
+          <w:sz w:val="21"/>
+        </w:rPr>
+        <w:t xml:space="preserve">AFFIRM/NOAFFIRM</w:t>
+      </w:r>
+      <w:r>
+        <w:rPr>
+          <w:rFonts w:ascii="맑은 고딕" w:hAnsi="맑은 고딕" w:eastAsia="맑은 고딕"/>
+          <w:sz w:val="21"/>
+        </w:rPr>
+        <w:t xml:space="preserve">·</w:t>
+      </w:r>
+      <w:r>
+        <w:rPr>
+          <w:rFonts w:ascii="Consolas" w:hAnsi="Consolas" w:eastAsia="맑은 고딕"/>
+          <w:sz w:val="21"/>
+        </w:rPr>
+        <w:t xml:space="preserve">VALID_FOR</w:t>
+      </w:r>
+      <w:r>
+        <w:rPr>
+          <w:rFonts w:ascii="맑은 고딕" w:hAnsi="맑은 고딕" w:eastAsia="맑은 고딕"/>
+          <w:sz w:val="21"/>
+        </w:rPr>
+        <w:t xml:space="preserve">·</w:t>
+      </w:r>
+      <w:r>
+        <w:rPr>
+          <w:rFonts w:ascii="Consolas" w:hAnsi="Consolas" w:eastAsia="맑은 고딕"/>
+          <w:sz w:val="21"/>
+        </w:rPr>
+        <w:t xml:space="preserve">DB_UNIQUE_NAME</w:t>
+      </w:r>
+      <w:r>
+        <w:rPr>
+          <w:rFonts w:ascii="맑은 고딕" w:hAnsi="맑은 고딕" w:eastAsia="맑은 고딕"/>
+          <w:sz w:val="21"/>
+        </w:rPr>
+        <w:t xml:space="preserve">)을 해석하고, 각 속성이 </w:t>
+      </w:r>
+      <w:r>
+        <w:rPr>
+          <w:rFonts w:ascii="Consolas" w:hAnsi="Consolas" w:eastAsia="맑은 고딕"/>
+          <w:sz w:val="21"/>
+        </w:rPr>
+        <w:t xml:space="preserve">V$ARCHIVE_DEST</w:t>
+      </w:r>
+      <w:r>
+        <w:rPr>
+          <w:rFonts w:ascii="맑은 고딕" w:hAnsi="맑은 고딕" w:eastAsia="맑은 고딕"/>
+          <w:sz w:val="21"/>
+        </w:rPr>
+        <w:t xml:space="preserve">의 어느 열로 나타나는지 대응시킨다.</w:t>
       </w:r>
     </w:p>
     <w:p>
@@ -93,10 +199,31 @@
       </w:pPr>
       <w:r>
         <w:rPr>
+          <w:rFonts w:ascii="Consolas" w:hAnsi="Consolas" w:eastAsia="맑은 고딕"/>
+          <w:sz w:val="21"/>
+        </w:rPr>
+        <w:t xml:space="preserve">PROTECTION_MODE</w:t>
+      </w:r>
+      <w:r>
+        <w:rPr>
           <w:rFonts w:ascii="맑은 고딕" w:hAnsi="맑은 고딕" w:eastAsia="맑은 고딕"/>
           <w:sz w:val="21"/>
         </w:rPr>
-        <w:t>`PROTECTION_MODE`와 `PROTECTION_LEVEL`의 차이를 설명하고, 두 값이 어긋난 상태를 재현·해소한다.</w:t>
+        <w:t xml:space="preserve">와 </w:t>
+      </w:r>
+      <w:r>
+        <w:rPr>
+          <w:rFonts w:ascii="Consolas" w:hAnsi="Consolas" w:eastAsia="맑은 고딕"/>
+          <w:sz w:val="21"/>
+        </w:rPr>
+        <w:t xml:space="preserve">PROTECTION_LEVEL</w:t>
+      </w:r>
+      <w:r>
+        <w:rPr>
+          <w:rFonts w:ascii="맑은 고딕" w:hAnsi="맑은 고딕" w:eastAsia="맑은 고딕"/>
+          <w:sz w:val="21"/>
+        </w:rPr>
+        <w:t xml:space="preserve">의 차이를 설명하고, 두 값이 어긋난 상태를 재현·해소한다.</w:t>
       </w:r>
     </w:p>
     <w:p>
@@ -157,7 +284,49 @@
           <w:rFonts w:ascii="맑은 고딕" w:hAnsi="맑은 고딕" w:eastAsia="맑은 고딕"/>
           <w:sz w:val="21"/>
         </w:rPr>
-        <w:t>리두를 어디로 어떻게 보낼지는 `LOG_ARCHIVE_DEST_n` 파라미터 하나에 속성을 나열해 기술한다. 목적지는 최대 31개이며 그중 하나는 로컬 아카이브가 쓴다. 실습 환경은 `LOG_ARCHIVE_DEST_1`을 로컬 FRA에, `LOG_ARCHIVE_DEST_2`를 boston으로 지정해 두었다.</w:t>
+        <w:t xml:space="preserve">리두를 어디로 어떻게 보낼지는 </w:t>
+      </w:r>
+      <w:r>
+        <w:rPr>
+          <w:rFonts w:ascii="Consolas" w:hAnsi="Consolas" w:eastAsia="맑은 고딕"/>
+          <w:sz w:val="21"/>
+        </w:rPr>
+        <w:t xml:space="preserve">LOG_ARCHIVE_DEST_n</w:t>
+      </w:r>
+      <w:r>
+        <w:rPr>
+          <w:rFonts w:ascii="맑은 고딕" w:hAnsi="맑은 고딕" w:eastAsia="맑은 고딕"/>
+          <w:sz w:val="21"/>
+        </w:rPr>
+        <w:t xml:space="preserve"> 파라미터 하나에 속성을 나열해 기술한다. 목적지는 최대 31개이며 그중 하나는 로컬 아카이브가 쓴다. 실습 환경은 </w:t>
+      </w:r>
+      <w:r>
+        <w:rPr>
+          <w:rFonts w:ascii="Consolas" w:hAnsi="Consolas" w:eastAsia="맑은 고딕"/>
+          <w:sz w:val="21"/>
+        </w:rPr>
+        <w:t xml:space="preserve">LOG_ARCHIVE_DEST_1</w:t>
+      </w:r>
+      <w:r>
+        <w:rPr>
+          <w:rFonts w:ascii="맑은 고딕" w:hAnsi="맑은 고딕" w:eastAsia="맑은 고딕"/>
+          <w:sz w:val="21"/>
+        </w:rPr>
+        <w:t xml:space="preserve">을 로컬 FRA에, </w:t>
+      </w:r>
+      <w:r>
+        <w:rPr>
+          <w:rFonts w:ascii="Consolas" w:hAnsi="Consolas" w:eastAsia="맑은 고딕"/>
+          <w:sz w:val="21"/>
+        </w:rPr>
+        <w:t xml:space="preserve">LOG_ARCHIVE_DEST_2</w:t>
+      </w:r>
+      <w:r>
+        <w:rPr>
+          <w:rFonts w:ascii="맑은 고딕" w:hAnsi="맑은 고딕" w:eastAsia="맑은 고딕"/>
+          <w:sz w:val="21"/>
+        </w:rPr>
+        <w:t xml:space="preserve">를 boston으로 지정해 두었다.</w:t>
       </w:r>
     </w:p>
     <w:tbl>
@@ -433,7 +602,21 @@
           <w:rFonts w:ascii="맑은 고딕" w:hAnsi="맑은 고딕" w:eastAsia="맑은 고딕"/>
           <w:sz w:val="21"/>
         </w:rPr>
-        <w:t>파라미터 문자열은 사람이 읽기 위한 표현이고, 오라클이 실제로 해석한 결과는 `V$ARCHIVE_DEST`에 열로 펼쳐진다. 진단할 때는 파라미터가 아니라 이 뷰를 봐야 한다.</w:t>
+        <w:t xml:space="preserve">파라미터 문자열은 사람이 읽기 위한 표현이고, 오라클이 실제로 해석한 결과는 </w:t>
+      </w:r>
+      <w:r>
+        <w:rPr>
+          <w:rFonts w:ascii="Consolas" w:hAnsi="Consolas" w:eastAsia="맑은 고딕"/>
+          <w:sz w:val="21"/>
+        </w:rPr>
+        <w:t xml:space="preserve">V$ARCHIVE_DEST</w:t>
+      </w:r>
+      <w:r>
+        <w:rPr>
+          <w:rFonts w:ascii="맑은 고딕" w:hAnsi="맑은 고딕" w:eastAsia="맑은 고딕"/>
+          <w:sz w:val="21"/>
+        </w:rPr>
+        <w:t xml:space="preserve">에 열로 펼쳐진다. 진단할 때는 파라미터가 아니라 이 뷰를 봐야 한다.</w:t>
       </w:r>
     </w:p>
     <w:tbl>
@@ -588,10 +771,59 @@
     <w:p>
       <w:r>
         <w:rPr>
+          <w:rFonts w:ascii="Consolas" w:hAnsi="Consolas" w:eastAsia="맑은 고딕"/>
+          <w:sz w:val="21"/>
+        </w:rPr>
+        <w:t xml:space="preserve">TRANSMIT_MODE</w:t>
+      </w:r>
+      <w:r>
+        <w:rPr>
           <w:rFonts w:ascii="맑은 고딕" w:hAnsi="맑은 고딕" w:eastAsia="맑은 고딕"/>
           <w:sz w:val="21"/>
         </w:rPr>
-        <w:t>`TRANSMIT_MODE`가 ASYNCHRONOUS, `AFFIRM`이 NO다. `VALID_NOW`가 YES라는 것은 지금 이 데이터베이스의 역할과 로그 유형에서 이 목적지가 유효하다는 뜻이다. 로컬 목적지인 dest_1의 `TRANSMIT_MODE`가 SYNCHRONOUS인 것은 원격 전송 방식과 무관하다. 로컬 디스크 기록이므로 애초에 동기다.</w:t>
+        <w:t xml:space="preserve">가 ASYNCHRONOUS, </w:t>
+      </w:r>
+      <w:r>
+        <w:rPr>
+          <w:rFonts w:ascii="Consolas" w:hAnsi="Consolas" w:eastAsia="맑은 고딕"/>
+          <w:sz w:val="21"/>
+        </w:rPr>
+        <w:t xml:space="preserve">AFFIRM</w:t>
+      </w:r>
+      <w:r>
+        <w:rPr>
+          <w:rFonts w:ascii="맑은 고딕" w:hAnsi="맑은 고딕" w:eastAsia="맑은 고딕"/>
+          <w:sz w:val="21"/>
+        </w:rPr>
+        <w:t xml:space="preserve">이 NO다. </w:t>
+      </w:r>
+      <w:r>
+        <w:rPr>
+          <w:rFonts w:ascii="Consolas" w:hAnsi="Consolas" w:eastAsia="맑은 고딕"/>
+          <w:sz w:val="21"/>
+        </w:rPr>
+        <w:t xml:space="preserve">VALID_NOW</w:t>
+      </w:r>
+      <w:r>
+        <w:rPr>
+          <w:rFonts w:ascii="맑은 고딕" w:hAnsi="맑은 고딕" w:eastAsia="맑은 고딕"/>
+          <w:sz w:val="21"/>
+        </w:rPr>
+        <w:t xml:space="preserve">가 YES라는 것은 지금 이 데이터베이스의 역할과 로그 유형에서 이 목적지가 유효하다는 뜻이다. 로컬 목적지인 dest_1의 </w:t>
+      </w:r>
+      <w:r>
+        <w:rPr>
+          <w:rFonts w:ascii="Consolas" w:hAnsi="Consolas" w:eastAsia="맑은 고딕"/>
+          <w:sz w:val="21"/>
+        </w:rPr>
+        <w:t xml:space="preserve">TRANSMIT_MODE</w:t>
+      </w:r>
+      <w:r>
+        <w:rPr>
+          <w:rFonts w:ascii="맑은 고딕" w:hAnsi="맑은 고딕" w:eastAsia="맑은 고딕"/>
+          <w:sz w:val="21"/>
+        </w:rPr>
+        <w:t xml:space="preserve">가 SYNCHRONOUS인 것은 원격 전송 방식과 무관하다. 로컬 디스크 기록이므로 애초에 동기다.</w:t>
       </w:r>
     </w:p>
     <w:p>
@@ -789,10 +1021,75 @@
     <w:p>
       <w:r>
         <w:rPr>
+          <w:rFonts w:ascii="Consolas" w:hAnsi="Consolas" w:eastAsia="맑은 고딕"/>
+          <w:sz w:val="21"/>
+        </w:rPr>
+        <w:t xml:space="preserve">TRANSMIT_MODE</w:t>
+      </w:r>
+      <w:r>
+        <w:rPr>
           <w:rFonts w:ascii="맑은 고딕" w:hAnsi="맑은 고딕" w:eastAsia="맑은 고딕"/>
           <w:sz w:val="21"/>
         </w:rPr>
-        <w:t>`TRANSMIT_MODE`가 ASYNCHRONOUS에서 **PARALLELSYNC**로, `AFFIRM`이 NO에서 YES로 바뀌었다. PARALLELSYNC는 여러 동기 목적지가 있을 때 병렬로 전송한다는 뜻이며, 동기 전송이 활성화됐음을 나타낸다. `AFFIRM`은 Standby가 리두를 **디스크에 기록한 뒤에** 확인을 보내라는 지시다. NOAFFIRM이면 메모리에 받은 시점에 확인하므로 그만큼 보장이 약해진다.</w:t>
+        <w:t xml:space="preserve">가 ASYNCHRONOUS에서 </w:t>
+      </w:r>
+      <w:r>
+        <w:rPr>
+          <w:rFonts w:ascii="맑은 고딕" w:hAnsi="맑은 고딕" w:eastAsia="맑은 고딕"/>
+          <w:b/>
+          <w:sz w:val="21"/>
+        </w:rPr>
+        <w:t xml:space="preserve">PARALLELSYNC</w:t>
+      </w:r>
+      <w:r>
+        <w:rPr>
+          <w:rFonts w:ascii="맑은 고딕" w:hAnsi="맑은 고딕" w:eastAsia="맑은 고딕"/>
+          <w:sz w:val="21"/>
+        </w:rPr>
+        <w:t xml:space="preserve">로, </w:t>
+      </w:r>
+      <w:r>
+        <w:rPr>
+          <w:rFonts w:ascii="Consolas" w:hAnsi="Consolas" w:eastAsia="맑은 고딕"/>
+          <w:sz w:val="21"/>
+        </w:rPr>
+        <w:t xml:space="preserve">AFFIRM</w:t>
+      </w:r>
+      <w:r>
+        <w:rPr>
+          <w:rFonts w:ascii="맑은 고딕" w:hAnsi="맑은 고딕" w:eastAsia="맑은 고딕"/>
+          <w:sz w:val="21"/>
+        </w:rPr>
+        <w:t xml:space="preserve">이 NO에서 YES로 바뀌었다. PARALLELSYNC는 여러 동기 목적지가 있을 때 병렬로 전송한다는 뜻이며, 동기 전송이 활성화됐음을 나타낸다. </w:t>
+      </w:r>
+      <w:r>
+        <w:rPr>
+          <w:rFonts w:ascii="Consolas" w:hAnsi="Consolas" w:eastAsia="맑은 고딕"/>
+          <w:sz w:val="21"/>
+        </w:rPr>
+        <w:t xml:space="preserve">AFFIRM</w:t>
+      </w:r>
+      <w:r>
+        <w:rPr>
+          <w:rFonts w:ascii="맑은 고딕" w:hAnsi="맑은 고딕" w:eastAsia="맑은 고딕"/>
+          <w:sz w:val="21"/>
+        </w:rPr>
+        <w:t xml:space="preserve">은 Standby가 리두를 </w:t>
+      </w:r>
+      <w:r>
+        <w:rPr>
+          <w:rFonts w:ascii="맑은 고딕" w:hAnsi="맑은 고딕" w:eastAsia="맑은 고딕"/>
+          <w:b/>
+          <w:sz w:val="21"/>
+        </w:rPr>
+        <w:t xml:space="preserve">디스크에 기록한 뒤에</w:t>
+      </w:r>
+      <w:r>
+        <w:rPr>
+          <w:rFonts w:ascii="맑은 고딕" w:hAnsi="맑은 고딕" w:eastAsia="맑은 고딕"/>
+          <w:sz w:val="21"/>
+        </w:rPr>
+        <w:t xml:space="preserve"> 확인을 보내라는 지시다. NOAFFIRM이면 메모리에 받은 시점에 확인하므로 그만큼 보장이 약해진다.</w:t>
       </w:r>
     </w:p>
     <w:p>
@@ -946,7 +1243,21 @@
           <w:rFonts w:ascii="맑은 고딕" w:hAnsi="맑은 고딕" w:eastAsia="맑은 고딕"/>
           <w:sz w:val="21"/>
         </w:rPr>
-        <w:t>NSS2가 `sync` 역할로 새로 떴고, 기존 TT02·TT04는 CLOSING 상태로 물러난다. LGWR이 NSS2에 리두를 넘기고 확인을 기다린 뒤 커밋을 완료하는 경로로 바뀐 것이다.</w:t>
+        <w:t xml:space="preserve">NSS2가 </w:t>
+      </w:r>
+      <w:r>
+        <w:rPr>
+          <w:rFonts w:ascii="Consolas" w:hAnsi="Consolas" w:eastAsia="맑은 고딕"/>
+          <w:sz w:val="21"/>
+        </w:rPr>
+        <w:t xml:space="preserve">sync</w:t>
+      </w:r>
+      <w:r>
+        <w:rPr>
+          <w:rFonts w:ascii="맑은 고딕" w:hAnsi="맑은 고딕" w:eastAsia="맑은 고딕"/>
+          <w:sz w:val="21"/>
+        </w:rPr>
+        <w:t xml:space="preserve"> 역할로 새로 떴고, 기존 TT02·TT04는 CLOSING 상태로 물러난다. LGWR이 NSS2에 리두를 넘기고 확인을 기다린 뒤 커밋을 완료하는 경로로 바뀐 것이다.</w:t>
       </w:r>
     </w:p>
     <w:tbl>
@@ -983,7 +1294,21 @@
                 <w:rFonts w:ascii="맑은 고딕" w:hAnsi="맑은 고딕" w:eastAsia="맑은 고딕"/>
                 <w:sz w:val="20"/>
               </w:rPr>
-              <w:t>· `ALTER SYSTEM SET log_archive_dest_n`은 즉시 반영되지만, 프로세스 구성은 다음 로그 스위치 시점에 정리되는 경우가 있다.</w:t>
+              <w:t xml:space="preserve">· </w:t>
+            </w:r>
+            <w:r>
+              <w:rPr>
+                <w:rFonts w:ascii="Consolas" w:hAnsi="Consolas" w:eastAsia="맑은 고딕"/>
+                <w:sz w:val="20"/>
+              </w:rPr>
+              <w:t xml:space="preserve">ALTER SYSTEM SET log_archive_dest_n</w:t>
+            </w:r>
+            <w:r>
+              <w:rPr>
+                <w:rFonts w:ascii="맑은 고딕" w:hAnsi="맑은 고딕" w:eastAsia="맑은 고딕"/>
+                <w:sz w:val="20"/>
+              </w:rPr>
+              <w:t xml:space="preserve">은 즉시 반영되지만, 프로세스 구성은 다음 로그 스위치 시점에 정리되는 경우가 있다.</w:t>
             </w:r>
           </w:p>
           <w:p>
@@ -995,7 +1320,21 @@
                 <w:rFonts w:ascii="맑은 고딕" w:hAnsi="맑은 고딕" w:eastAsia="맑은 고딕"/>
                 <w:sz w:val="20"/>
               </w:rPr>
-              <w:t>· 위 캡처에서 TT02·TT04가 CLOSING으로 보이는 것이 그 과정이다. `ALTER SYSTEM ARCHIVE LOG CURRENT`를 한 번 실행하면 전환이 빨리 끝난다.</w:t>
+              <w:t xml:space="preserve">· 위 캡처에서 TT02·TT04가 CLOSING으로 보이는 것이 그 과정이다. </w:t>
+            </w:r>
+            <w:r>
+              <w:rPr>
+                <w:rFonts w:ascii="Consolas" w:hAnsi="Consolas" w:eastAsia="맑은 고딕"/>
+                <w:sz w:val="20"/>
+              </w:rPr>
+              <w:t xml:space="preserve">ALTER SYSTEM ARCHIVE LOG CURRENT</w:t>
+            </w:r>
+            <w:r>
+              <w:rPr>
+                <w:rFonts w:ascii="맑은 고딕" w:hAnsi="맑은 고딕" w:eastAsia="맑은 고딕"/>
+                <w:sz w:val="20"/>
+              </w:rPr>
+              <w:t xml:space="preserve">를 한 번 실행하면 전환이 빨리 끝난다.</w:t>
             </w:r>
           </w:p>
           <w:p>
@@ -1007,7 +1346,21 @@
                 <w:rFonts w:ascii="맑은 고딕" w:hAnsi="맑은 고딕" w:eastAsia="맑은 고딕"/>
                 <w:sz w:val="20"/>
               </w:rPr>
-              <w:t>· 따라서 전송 방식을 바꾼 직후에 `V$ARCHIVE_DEST`가 예상과 다르면, 곧바로 잘못됐다고 판단하지 말고 로그 스위치 후 다시 확인한다.</w:t>
+              <w:t xml:space="preserve">· 따라서 전송 방식을 바꾼 직후에 </w:t>
+            </w:r>
+            <w:r>
+              <w:rPr>
+                <w:rFonts w:ascii="Consolas" w:hAnsi="Consolas" w:eastAsia="맑은 고딕"/>
+                <w:sz w:val="20"/>
+              </w:rPr>
+              <w:t xml:space="preserve">V$ARCHIVE_DEST</w:t>
+            </w:r>
+            <w:r>
+              <w:rPr>
+                <w:rFonts w:ascii="맑은 고딕" w:hAnsi="맑은 고딕" w:eastAsia="맑은 고딕"/>
+                <w:sz w:val="20"/>
+              </w:rPr>
+              <w:t xml:space="preserve">가 예상과 다르면, 곧바로 잘못됐다고 판단하지 말고 로그 스위치 후 다시 확인한다.</w:t>
             </w:r>
           </w:p>
           <w:p>
@@ -1019,7 +1372,21 @@
                 <w:rFonts w:ascii="맑은 고딕" w:hAnsi="맑은 고딕" w:eastAsia="맑은 고딕"/>
                 <w:sz w:val="20"/>
               </w:rPr>
-              <w:t>· 반대로 `V$ARCHIVE_DEST`의 값이 바뀌지 않는다면 그것은 파라미터 문법 자체가 거부된 것이므로 알림 로그를 확인한다.</w:t>
+              <w:t xml:space="preserve">· 반대로 </w:t>
+            </w:r>
+            <w:r>
+              <w:rPr>
+                <w:rFonts w:ascii="Consolas" w:hAnsi="Consolas" w:eastAsia="맑은 고딕"/>
+                <w:sz w:val="20"/>
+              </w:rPr>
+              <w:t xml:space="preserve">V$ARCHIVE_DEST</w:t>
+            </w:r>
+            <w:r>
+              <w:rPr>
+                <w:rFonts w:ascii="맑은 고딕" w:hAnsi="맑은 고딕" w:eastAsia="맑은 고딕"/>
+                <w:sz w:val="20"/>
+              </w:rPr>
+              <w:t xml:space="preserve">의 값이 바뀌지 않는다면 그것은 파라미터 문법 자체가 거부된 것이므로 알림 로그를 확인한다.</w:t>
             </w:r>
           </w:p>
         </w:tc>
@@ -1037,28 +1404,147 @@
     <w:p>
       <w:r>
         <w:rPr>
-          <w:rFonts w:ascii="맑은 고딕" w:hAnsi="맑은 고딕" w:eastAsia="맑은 고딕"/>
+          <w:rFonts w:ascii="Consolas" w:hAnsi="Consolas" w:eastAsia="맑은 고딕"/>
           <w:sz w:val="21"/>
         </w:rPr>
-        <w:t>`VALID_FOR`는 두 값을 받는다. 앞은 로그 유형(`ONLINE_LOGFILES`·`STANDBY_LOGFILES`·`ALL_LOGFILES`), 뒤는 데이터베이스 역할(`PRIMARY_ROLE`·`STANDBY_ROLE`·`ALL_ROLES`)이다. "이 데이터베이스가 뒤의 역할일 때, 앞의 로그를 이 목적지로 보낸다"는 뜻이다.</w:t>
-      </w:r>
-    </w:p>
-    <w:p>
+        <w:t xml:space="preserve">VALID_FOR</w:t>
+      </w:r>
       <w:r>
         <w:rPr>
           <w:rFonts w:ascii="맑은 고딕" w:hAnsi="맑은 고딕" w:eastAsia="맑은 고딕"/>
           <w:sz w:val="21"/>
         </w:rPr>
-        <w:t>이 속성이 중요한 이유는 역할 전환 때문이다. Switchover로 역할이 바뀌면 같은 파라미터 파일이 정반대 방향으로 동작해야 한다. `VALID_FOR`를 제대로 적어 두면 역할이 바뀌는 순간 목적지가 자동으로 켜지고 꺼진다.</w:t>
-      </w:r>
-    </w:p>
-    <w:p>
+        <w:t xml:space="preserve">는 두 값을 받는다. 앞은 로그 유형(</w:t>
+      </w:r>
+      <w:r>
+        <w:rPr>
+          <w:rFonts w:ascii="Consolas" w:hAnsi="Consolas" w:eastAsia="맑은 고딕"/>
+          <w:sz w:val="21"/>
+        </w:rPr>
+        <w:t xml:space="preserve">ONLINE_LOGFILES</w:t>
+      </w:r>
       <w:r>
         <w:rPr>
           <w:rFonts w:ascii="맑은 고딕" w:hAnsi="맑은 고딕" w:eastAsia="맑은 고딕"/>
           <w:sz w:val="21"/>
         </w:rPr>
-        <w:t>잘못 지정하면 어떻게 되는지 실측으로 확인해 본다. Primary인 상태에서 목적지를 `standby_role`로 지정해 보자.</w:t>
+        <w:t xml:space="preserve">·</w:t>
+      </w:r>
+      <w:r>
+        <w:rPr>
+          <w:rFonts w:ascii="Consolas" w:hAnsi="Consolas" w:eastAsia="맑은 고딕"/>
+          <w:sz w:val="21"/>
+        </w:rPr>
+        <w:t xml:space="preserve">STANDBY_LOGFILES</w:t>
+      </w:r>
+      <w:r>
+        <w:rPr>
+          <w:rFonts w:ascii="맑은 고딕" w:hAnsi="맑은 고딕" w:eastAsia="맑은 고딕"/>
+          <w:sz w:val="21"/>
+        </w:rPr>
+        <w:t xml:space="preserve">·</w:t>
+      </w:r>
+      <w:r>
+        <w:rPr>
+          <w:rFonts w:ascii="Consolas" w:hAnsi="Consolas" w:eastAsia="맑은 고딕"/>
+          <w:sz w:val="21"/>
+        </w:rPr>
+        <w:t xml:space="preserve">ALL_LOGFILES</w:t>
+      </w:r>
+      <w:r>
+        <w:rPr>
+          <w:rFonts w:ascii="맑은 고딕" w:hAnsi="맑은 고딕" w:eastAsia="맑은 고딕"/>
+          <w:sz w:val="21"/>
+        </w:rPr>
+        <w:t xml:space="preserve">), 뒤는 데이터베이스 역할(</w:t>
+      </w:r>
+      <w:r>
+        <w:rPr>
+          <w:rFonts w:ascii="Consolas" w:hAnsi="Consolas" w:eastAsia="맑은 고딕"/>
+          <w:sz w:val="21"/>
+        </w:rPr>
+        <w:t xml:space="preserve">PRIMARY_ROLE</w:t>
+      </w:r>
+      <w:r>
+        <w:rPr>
+          <w:rFonts w:ascii="맑은 고딕" w:hAnsi="맑은 고딕" w:eastAsia="맑은 고딕"/>
+          <w:sz w:val="21"/>
+        </w:rPr>
+        <w:t xml:space="preserve">·</w:t>
+      </w:r>
+      <w:r>
+        <w:rPr>
+          <w:rFonts w:ascii="Consolas" w:hAnsi="Consolas" w:eastAsia="맑은 고딕"/>
+          <w:sz w:val="21"/>
+        </w:rPr>
+        <w:t xml:space="preserve">STANDBY_ROLE</w:t>
+      </w:r>
+      <w:r>
+        <w:rPr>
+          <w:rFonts w:ascii="맑은 고딕" w:hAnsi="맑은 고딕" w:eastAsia="맑은 고딕"/>
+          <w:sz w:val="21"/>
+        </w:rPr>
+        <w:t xml:space="preserve">·</w:t>
+      </w:r>
+      <w:r>
+        <w:rPr>
+          <w:rFonts w:ascii="Consolas" w:hAnsi="Consolas" w:eastAsia="맑은 고딕"/>
+          <w:sz w:val="21"/>
+        </w:rPr>
+        <w:t xml:space="preserve">ALL_ROLES</w:t>
+      </w:r>
+      <w:r>
+        <w:rPr>
+          <w:rFonts w:ascii="맑은 고딕" w:hAnsi="맑은 고딕" w:eastAsia="맑은 고딕"/>
+          <w:sz w:val="21"/>
+        </w:rPr>
+        <w:t xml:space="preserve">)이다. "이 데이터베이스가 뒤의 역할일 때, 앞의 로그를 이 목적지로 보낸다"는 뜻이다.</w:t>
+      </w:r>
+    </w:p>
+    <w:p>
+      <w:r>
+        <w:rPr>
+          <w:rFonts w:ascii="맑은 고딕" w:hAnsi="맑은 고딕" w:eastAsia="맑은 고딕"/>
+          <w:sz w:val="21"/>
+        </w:rPr>
+        <w:t xml:space="preserve">이 속성이 중요한 이유는 역할 전환 때문이다. Switchover로 역할이 바뀌면 같은 파라미터 파일이 정반대 방향으로 동작해야 한다. </w:t>
+      </w:r>
+      <w:r>
+        <w:rPr>
+          <w:rFonts w:ascii="Consolas" w:hAnsi="Consolas" w:eastAsia="맑은 고딕"/>
+          <w:sz w:val="21"/>
+        </w:rPr>
+        <w:t xml:space="preserve">VALID_FOR</w:t>
+      </w:r>
+      <w:r>
+        <w:rPr>
+          <w:rFonts w:ascii="맑은 고딕" w:hAnsi="맑은 고딕" w:eastAsia="맑은 고딕"/>
+          <w:sz w:val="21"/>
+        </w:rPr>
+        <w:t xml:space="preserve">를 제대로 적어 두면 역할이 바뀌는 순간 목적지가 자동으로 켜지고 꺼진다.</w:t>
+      </w:r>
+    </w:p>
+    <w:p>
+      <w:r>
+        <w:rPr>
+          <w:rFonts w:ascii="맑은 고딕" w:hAnsi="맑은 고딕" w:eastAsia="맑은 고딕"/>
+          <w:sz w:val="21"/>
+        </w:rPr>
+        <w:t xml:space="preserve">잘못 지정하면 어떻게 되는지 실측으로 확인해 본다. Primary인 상태에서 목적지를 </w:t>
+      </w:r>
+      <w:r>
+        <w:rPr>
+          <w:rFonts w:ascii="Consolas" w:hAnsi="Consolas" w:eastAsia="맑은 고딕"/>
+          <w:sz w:val="21"/>
+        </w:rPr>
+        <w:t xml:space="preserve">standby_role</w:t>
+      </w:r>
+      <w:r>
+        <w:rPr>
+          <w:rFonts w:ascii="맑은 고딕" w:hAnsi="맑은 고딕" w:eastAsia="맑은 고딕"/>
+          <w:sz w:val="21"/>
+        </w:rPr>
+        <w:t xml:space="preserve">로 지정해 보자.</w:t>
       </w:r>
     </w:p>
     <w:tbl>
@@ -1239,10 +1725,46 @@
     <w:p>
       <w:r>
         <w:rPr>
+          <w:rFonts w:ascii="Consolas" w:hAnsi="Consolas" w:eastAsia="맑은 고딕"/>
+          <w:sz w:val="21"/>
+        </w:rPr>
+        <w:t xml:space="preserve">VALID_NOW</w:t>
+      </w:r>
+      <w:r>
+        <w:rPr>
           <w:rFonts w:ascii="맑은 고딕" w:hAnsi="맑은 고딕" w:eastAsia="맑은 고딕"/>
           <w:sz w:val="21"/>
         </w:rPr>
-        <w:t>`VALID_NOW`가 **WRONG VALID_ROLE**로 바뀌었다. 파라미터 설정 자체는 성공했지만("System altered") 이 목적지는 지금 동작하지 않는다. 이것이 `VALID_FOR` 오설정의 전형적인 증상이다. 오류가 나지 않고 조용히 전송이 멈추므로, 리두가 안 간다는 신고를 받았을 때 반드시 확인해야 할 열이다.</w:t>
+        <w:t xml:space="preserve">가 </w:t>
+      </w:r>
+      <w:r>
+        <w:rPr>
+          <w:rFonts w:ascii="맑은 고딕" w:hAnsi="맑은 고딕" w:eastAsia="맑은 고딕"/>
+          <w:b/>
+          <w:sz w:val="21"/>
+        </w:rPr>
+        <w:t xml:space="preserve">WRONG VALID_ROLE</w:t>
+      </w:r>
+      <w:r>
+        <w:rPr>
+          <w:rFonts w:ascii="맑은 고딕" w:hAnsi="맑은 고딕" w:eastAsia="맑은 고딕"/>
+          <w:sz w:val="21"/>
+        </w:rPr>
+        <w:t xml:space="preserve">로 바뀌었다. 파라미터 설정 자체는 성공했지만("System altered") 이 목적지는 지금 동작하지 않는다. 이것이 </w:t>
+      </w:r>
+      <w:r>
+        <w:rPr>
+          <w:rFonts w:ascii="Consolas" w:hAnsi="Consolas" w:eastAsia="맑은 고딕"/>
+          <w:sz w:val="21"/>
+        </w:rPr>
+        <w:t xml:space="preserve">VALID_FOR</w:t>
+      </w:r>
+      <w:r>
+        <w:rPr>
+          <w:rFonts w:ascii="맑은 고딕" w:hAnsi="맑은 고딕" w:eastAsia="맑은 고딕"/>
+          <w:sz w:val="21"/>
+        </w:rPr>
+        <w:t xml:space="preserve"> 오설정의 전형적인 증상이다. 오류가 나지 않고 조용히 전송이 멈추므로, 리두가 안 간다는 신고를 받았을 때 반드시 확인해야 할 열이다.</w:t>
       </w:r>
     </w:p>
     <w:tbl>
@@ -1291,7 +1813,49 @@
                 <w:rFonts w:ascii="맑은 고딕" w:hAnsi="맑은 고딕" w:eastAsia="맑은 고딕"/>
                 <w:sz w:val="20"/>
               </w:rPr>
-              <w:t>확인: `V$ARCHIVE_DEST_STATUS`의 `STATUS`가 VALID이고 `ERROR`도 비어 있다. 그런데 리두는 가지 않는다.</w:t>
+              <w:t xml:space="preserve">확인: </w:t>
+            </w:r>
+            <w:r>
+              <w:rPr>
+                <w:rFonts w:ascii="Consolas" w:hAnsi="Consolas" w:eastAsia="맑은 고딕"/>
+                <w:sz w:val="20"/>
+              </w:rPr>
+              <w:t xml:space="preserve">V$ARCHIVE_DEST_STATUS</w:t>
+            </w:r>
+            <w:r>
+              <w:rPr>
+                <w:rFonts w:ascii="맑은 고딕" w:hAnsi="맑은 고딕" w:eastAsia="맑은 고딕"/>
+                <w:sz w:val="20"/>
+              </w:rPr>
+              <w:t xml:space="preserve">의 </w:t>
+            </w:r>
+            <w:r>
+              <w:rPr>
+                <w:rFonts w:ascii="Consolas" w:hAnsi="Consolas" w:eastAsia="맑은 고딕"/>
+                <w:sz w:val="20"/>
+              </w:rPr>
+              <w:t xml:space="preserve">STATUS</w:t>
+            </w:r>
+            <w:r>
+              <w:rPr>
+                <w:rFonts w:ascii="맑은 고딕" w:hAnsi="맑은 고딕" w:eastAsia="맑은 고딕"/>
+                <w:sz w:val="20"/>
+              </w:rPr>
+              <w:t xml:space="preserve">가 VALID이고 </w:t>
+            </w:r>
+            <w:r>
+              <w:rPr>
+                <w:rFonts w:ascii="Consolas" w:hAnsi="Consolas" w:eastAsia="맑은 고딕"/>
+                <w:sz w:val="20"/>
+              </w:rPr>
+              <w:t xml:space="preserve">ERROR</w:t>
+            </w:r>
+            <w:r>
+              <w:rPr>
+                <w:rFonts w:ascii="맑은 고딕" w:hAnsi="맑은 고딕" w:eastAsia="맑은 고딕"/>
+                <w:sz w:val="20"/>
+              </w:rPr>
+              <w:t xml:space="preserve">도 비어 있다. 그런데 리두는 가지 않는다.</w:t>
             </w:r>
           </w:p>
           <w:p>
@@ -1303,7 +1867,49 @@
                 <w:rFonts w:ascii="맑은 고딕" w:hAnsi="맑은 고딕" w:eastAsia="맑은 고딕"/>
                 <w:sz w:val="20"/>
               </w:rPr>
-              <w:t>원인: `V$ARCHIVE_DEST`의 `VALID_NOW`를 보니 WRONG VALID_ROLE이었다. 누군가 파라미터를 손보면서 `VALID_FOR`의 역할 부분을 잘못 적었다.</w:t>
+              <w:t xml:space="preserve">원인: </w:t>
+            </w:r>
+            <w:r>
+              <w:rPr>
+                <w:rFonts w:ascii="Consolas" w:hAnsi="Consolas" w:eastAsia="맑은 고딕"/>
+                <w:sz w:val="20"/>
+              </w:rPr>
+              <w:t xml:space="preserve">V$ARCHIVE_DEST</w:t>
+            </w:r>
+            <w:r>
+              <w:rPr>
+                <w:rFonts w:ascii="맑은 고딕" w:hAnsi="맑은 고딕" w:eastAsia="맑은 고딕"/>
+                <w:sz w:val="20"/>
+              </w:rPr>
+              <w:t xml:space="preserve">의 </w:t>
+            </w:r>
+            <w:r>
+              <w:rPr>
+                <w:rFonts w:ascii="Consolas" w:hAnsi="Consolas" w:eastAsia="맑은 고딕"/>
+                <w:sz w:val="20"/>
+              </w:rPr>
+              <w:t xml:space="preserve">VALID_NOW</w:t>
+            </w:r>
+            <w:r>
+              <w:rPr>
+                <w:rFonts w:ascii="맑은 고딕" w:hAnsi="맑은 고딕" w:eastAsia="맑은 고딕"/>
+                <w:sz w:val="20"/>
+              </w:rPr>
+              <w:t xml:space="preserve">를 보니 WRONG VALID_ROLE이었다. 누군가 파라미터를 손보면서 </w:t>
+            </w:r>
+            <w:r>
+              <w:rPr>
+                <w:rFonts w:ascii="Consolas" w:hAnsi="Consolas" w:eastAsia="맑은 고딕"/>
+                <w:sz w:val="20"/>
+              </w:rPr>
+              <w:t xml:space="preserve">VALID_FOR</w:t>
+            </w:r>
+            <w:r>
+              <w:rPr>
+                <w:rFonts w:ascii="맑은 고딕" w:hAnsi="맑은 고딕" w:eastAsia="맑은 고딕"/>
+                <w:sz w:val="20"/>
+              </w:rPr>
+              <w:t xml:space="preserve">의 역할 부분을 잘못 적었다.</w:t>
             </w:r>
           </w:p>
           <w:p>
@@ -1315,7 +1921,49 @@
                 <w:rFonts w:ascii="맑은 고딕" w:hAnsi="맑은 고딕" w:eastAsia="맑은 고딕"/>
                 <w:sz w:val="20"/>
               </w:rPr>
-              <w:t>교훈: `STATUS`가 VALID라는 것과 `VALID_NOW`가 YES라는 것은 다른 이야기다. 전자는 "목적지에 문제가 없다", 후자는 "지금 이 목적지를 쓴다"이다. 전송이 멈췄는데 오류가 없다면 `VALID_NOW`를 먼저 본다.</w:t>
+              <w:t xml:space="preserve">교훈: </w:t>
+            </w:r>
+            <w:r>
+              <w:rPr>
+                <w:rFonts w:ascii="Consolas" w:hAnsi="Consolas" w:eastAsia="맑은 고딕"/>
+                <w:sz w:val="20"/>
+              </w:rPr>
+              <w:t xml:space="preserve">STATUS</w:t>
+            </w:r>
+            <w:r>
+              <w:rPr>
+                <w:rFonts w:ascii="맑은 고딕" w:hAnsi="맑은 고딕" w:eastAsia="맑은 고딕"/>
+                <w:sz w:val="20"/>
+              </w:rPr>
+              <w:t xml:space="preserve">가 VALID라는 것과 </w:t>
+            </w:r>
+            <w:r>
+              <w:rPr>
+                <w:rFonts w:ascii="Consolas" w:hAnsi="Consolas" w:eastAsia="맑은 고딕"/>
+                <w:sz w:val="20"/>
+              </w:rPr>
+              <w:t xml:space="preserve">VALID_NOW</w:t>
+            </w:r>
+            <w:r>
+              <w:rPr>
+                <w:rFonts w:ascii="맑은 고딕" w:hAnsi="맑은 고딕" w:eastAsia="맑은 고딕"/>
+                <w:sz w:val="20"/>
+              </w:rPr>
+              <w:t xml:space="preserve">가 YES라는 것은 다른 이야기다. 전자는 "목적지에 문제가 없다", 후자는 "지금 이 목적지를 쓴다"이다. 전송이 멈췄는데 오류가 없다면 </w:t>
+            </w:r>
+            <w:r>
+              <w:rPr>
+                <w:rFonts w:ascii="Consolas" w:hAnsi="Consolas" w:eastAsia="맑은 고딕"/>
+                <w:sz w:val="20"/>
+              </w:rPr>
+              <w:t xml:space="preserve">VALID_NOW</w:t>
+            </w:r>
+            <w:r>
+              <w:rPr>
+                <w:rFonts w:ascii="맑은 고딕" w:hAnsi="맑은 고딕" w:eastAsia="맑은 고딕"/>
+                <w:sz w:val="20"/>
+              </w:rPr>
+              <w:t xml:space="preserve">를 먼저 본다.</w:t>
             </w:r>
           </w:p>
         </w:tc>
@@ -1713,19 +2361,33 @@
     <w:p>
       <w:r>
         <w:rPr>
-          <w:rFonts w:ascii="맑은 고딕" w:hAnsi="맑은 고딕" w:eastAsia="맑은 고딕"/>
+          <w:rFonts w:ascii="Consolas" w:hAnsi="Consolas" w:eastAsia="맑은 고딕"/>
           <w:sz w:val="21"/>
         </w:rPr>
-        <w:t>`NET_TIMEOUT`은 동기 전송에서 특히 중요하다. 이 값이 지나면 Primary는 해당 목적지를 실패로 간주하고, 보호 모드에 따라 다르게 반응한다. Maximum Availability라면 비동기화 모드로 내려가고, Maximum Protection이라면 앞서 본 것처럼 인스턴스를 종료한다. 즉 이 한 숫자가 "네트워크가 몇 초 흔들리면 서비스를 멈출 것인가"를 정하는 셈이다. 기본값 30초가 짧다고 무작정 늘리면 그 시간만큼 커밋이 정지하므로, 회선 품질을 측정한 뒤 결정해야 한다.</w:t>
-      </w:r>
-    </w:p>
-    <w:p>
+        <w:t xml:space="preserve">NET_TIMEOUT</w:t>
+      </w:r>
       <w:r>
         <w:rPr>
           <w:rFonts w:ascii="맑은 고딕" w:hAnsi="맑은 고딕" w:eastAsia="맑은 고딕"/>
           <w:sz w:val="21"/>
         </w:rPr>
-        <w:t>`DELAY`는 의도적으로 적용을 늦춰 사람의 실수에 대비하는 장치다. 잘못된 DELETE가 Standby에 즉시 반영되지 않으므로 그 사이에 손을 쓸 수 있다. 다만 Active Data Guard의 실시간 조회와는 목적이 충돌한다. 지연된 Standby는 최신 데이터를 보여 주지 못하기 때문이다. 요즘은 Flashback Database로 같은 목적을 달성하는 편이 일반적이다.</w:t>
+        <w:t xml:space="preserve">은 동기 전송에서 특히 중요하다. 이 값이 지나면 Primary는 해당 목적지를 실패로 간주하고, 보호 모드에 따라 다르게 반응한다. Maximum Availability라면 비동기화 모드로 내려가고, Maximum Protection이라면 앞서 본 것처럼 인스턴스를 종료한다. 즉 이 한 숫자가 "네트워크가 몇 초 흔들리면 서비스를 멈출 것인가"를 정하는 셈이다. 기본값 30초가 짧다고 무작정 늘리면 그 시간만큼 커밋이 정지하므로, 회선 품질을 측정한 뒤 결정해야 한다.</w:t>
+      </w:r>
+    </w:p>
+    <w:p>
+      <w:r>
+        <w:rPr>
+          <w:rFonts w:ascii="Consolas" w:hAnsi="Consolas" w:eastAsia="맑은 고딕"/>
+          <w:sz w:val="21"/>
+        </w:rPr>
+        <w:t xml:space="preserve">DELAY</w:t>
+      </w:r>
+      <w:r>
+        <w:rPr>
+          <w:rFonts w:ascii="맑은 고딕" w:hAnsi="맑은 고딕" w:eastAsia="맑은 고딕"/>
+          <w:sz w:val="21"/>
+        </w:rPr>
+        <w:t xml:space="preserve">는 의도적으로 적용을 늦춰 사람의 실수에 대비하는 장치다. 잘못된 DELETE가 Standby에 즉시 반영되지 않으므로 그 사이에 손을 쓸 수 있다. 다만 Active Data Guard의 실시간 조회와는 목적이 충돌한다. 지연된 Standby는 최신 데이터를 보여 주지 못하기 때문이다. 요즘은 Flashback Database로 같은 목적을 달성하는 편이 일반적이다.</w:t>
       </w:r>
     </w:p>
     <w:p>
@@ -1742,7 +2404,22 @@
           <w:rFonts w:ascii="맑은 고딕" w:hAnsi="맑은 고딕" w:eastAsia="맑은 고딕"/>
           <w:sz w:val="21"/>
         </w:rPr>
-        <w:t>동기 전송과 실시간 적용은 Standby에 **standby 리두 로그(SRL)**가 있어야 성립한다. RFS가 받은 리두를 임시로 쓸 곳이 필요하기 때문이다. SRL이 없으면 리두는 아카이브가 완료된 뒤에야 넘어오고, 그만큼 지연이 항상 존재한다.</w:t>
+        <w:t xml:space="preserve">동기 전송과 실시간 적용은 Standby에 </w:t>
+      </w:r>
+      <w:r>
+        <w:rPr>
+          <w:rFonts w:ascii="맑은 고딕" w:hAnsi="맑은 고딕" w:eastAsia="맑은 고딕"/>
+          <w:b/>
+          <w:sz w:val="21"/>
+        </w:rPr>
+        <w:t xml:space="preserve">standby 리두 로그(SRL)</w:t>
+      </w:r>
+      <w:r>
+        <w:rPr>
+          <w:rFonts w:ascii="맑은 고딕" w:hAnsi="맑은 고딕" w:eastAsia="맑은 고딕"/>
+          <w:sz w:val="21"/>
+        </w:rPr>
+        <w:t xml:space="preserve">가 있어야 성립한다. RFS가 받은 리두를 임시로 쓸 곳이 필요하기 때문이다. SRL이 없으면 리두는 아카이브가 완료된 뒤에야 넘어오고, 그만큼 지연이 항상 존재한다.</w:t>
       </w:r>
     </w:p>
     <w:tbl>
@@ -1905,7 +2582,37 @@
           <w:rFonts w:ascii="맑은 고딕" w:hAnsi="맑은 고딕" w:eastAsia="맑은 고딕"/>
           <w:sz w:val="21"/>
         </w:rPr>
-        <w:t>개수와 크기에는 규칙이 있다. 개수는 **온라인 리두 로그 그룹 수 + 1** 이상이어야 한다. 실습 환경은 온라인 리두가 3그룹이므로 4개다. 크기는 온라인 리두와 **정확히 같아야** 한다. 다르면 오라클이 해당 SRL을 쓰지 않고 건너뛴다. 상세한 산정과 생성 절차는 4장에서 다룬다.</w:t>
+        <w:t xml:space="preserve">개수와 크기에는 규칙이 있다. 개수는 </w:t>
+      </w:r>
+      <w:r>
+        <w:rPr>
+          <w:rFonts w:ascii="맑은 고딕" w:hAnsi="맑은 고딕" w:eastAsia="맑은 고딕"/>
+          <w:b/>
+          <w:sz w:val="21"/>
+        </w:rPr>
+        <w:t xml:space="preserve">온라인 리두 로그 그룹 수 + 1</w:t>
+      </w:r>
+      <w:r>
+        <w:rPr>
+          <w:rFonts w:ascii="맑은 고딕" w:hAnsi="맑은 고딕" w:eastAsia="맑은 고딕"/>
+          <w:sz w:val="21"/>
+        </w:rPr>
+        <w:t xml:space="preserve"> 이상이어야 한다. 실습 환경은 온라인 리두가 3그룹이므로 4개다. 크기는 온라인 리두와 </w:t>
+      </w:r>
+      <w:r>
+        <w:rPr>
+          <w:rFonts w:ascii="맑은 고딕" w:hAnsi="맑은 고딕" w:eastAsia="맑은 고딕"/>
+          <w:b/>
+          <w:sz w:val="21"/>
+        </w:rPr>
+        <w:t xml:space="preserve">정확히 같아야</w:t>
+      </w:r>
+      <w:r>
+        <w:rPr>
+          <w:rFonts w:ascii="맑은 고딕" w:hAnsi="맑은 고딕" w:eastAsia="맑은 고딕"/>
+          <w:sz w:val="21"/>
+        </w:rPr>
+        <w:t xml:space="preserve"> 한다. 다르면 오라클이 해당 SRL을 쓰지 않고 건너뛴다. 상세한 산정과 생성 절차는 4장에서 다룬다.</w:t>
       </w:r>
     </w:p>
     <w:p>
@@ -1929,54 +2636,116 @@
       <w:r>
         <w:rPr>
           <w:rFonts w:ascii="맑은 고딕" w:hAnsi="맑은 고딕" w:eastAsia="맑은 고딕"/>
+          <w:b/>
           <w:sz w:val="21"/>
         </w:rPr>
-        <w:t>**① 리두 생성.** 사용자가 DML을 실행하면 변경 내용이 리두 레코드로 만들어져 SGA의 리두 로그 버퍼에 쌓인다. 이 단계는 Data Guard가 있든 없든 동일하다. Data Guard가 기존 구조를 그대로 활용한다는 말의 의미가 여기에 있다.</w:t>
-      </w:r>
-    </w:p>
-    <w:p>
+        <w:t xml:space="preserve">① 리두 생성.</w:t>
+      </w:r>
       <w:r>
         <w:rPr>
           <w:rFonts w:ascii="맑은 고딕" w:hAnsi="맑은 고딕" w:eastAsia="맑은 고딕"/>
           <w:sz w:val="21"/>
         </w:rPr>
-        <w:t>**② 커밋 요청.** 사용자가 COMMIT을 실행하면 LGWR이 깨어나 리두 로그 버퍼의 내용을 온라인 리두 로그 파일에 기록한다. 이 로컬 기록이 끝나는 시점이 Maximum Performance에서의 커밋 완료 시점이다.</w:t>
+        <w:t xml:space="preserve"> 사용자가 DML을 실행하면 변경 내용이 리두 레코드로 만들어져 SGA의 리두 로그 버퍼에 쌓인다. 이 단계는 Data Guard가 있든 없든 동일하다. Data Guard가 기존 구조를 그대로 활용한다는 말의 의미가 여기에 있다.</w:t>
       </w:r>
     </w:p>
     <w:p>
+      <w:r>
+        <w:rPr>
+          <w:rFonts w:ascii="맑은 고딕" w:hAnsi="맑은 고딕" w:eastAsia="맑은 고딕"/>
+          <w:b/>
+          <w:sz w:val="21"/>
+        </w:rPr>
+        <w:t xml:space="preserve">② 커밋 요청.</w:t>
+      </w:r>
       <w:r>
         <w:rPr>
           <w:rFonts w:ascii="맑은 고딕" w:hAnsi="맑은 고딕" w:eastAsia="맑은 고딕"/>
           <w:sz w:val="21"/>
         </w:rPr>
-        <w:t>**③ 원격 전송.** 여기서 전송 방식에 따라 길이 갈린다. 동기라면 LGWR이 NSSn에 리두를 넘기고 응답을 기다린다. 비동기라면 TTnn 슬레이브가 독립적으로 온라인 리두 로그를 읽어 보내며, LGWR은 기다리지 않는다.</w:t>
+        <w:t xml:space="preserve"> 사용자가 COMMIT을 실행하면 LGWR이 깨어나 리두 로그 버퍼의 내용을 온라인 리두 로그 파일에 기록한다. 이 로컬 기록이 끝나는 시점이 Maximum Performance에서의 커밋 완료 시점이다.</w:t>
       </w:r>
     </w:p>
     <w:p>
+      <w:r>
+        <w:rPr>
+          <w:rFonts w:ascii="맑은 고딕" w:hAnsi="맑은 고딕" w:eastAsia="맑은 고딕"/>
+          <w:b/>
+          <w:sz w:val="21"/>
+        </w:rPr>
+        <w:t xml:space="preserve">③ 원격 전송.</w:t>
+      </w:r>
       <w:r>
         <w:rPr>
           <w:rFonts w:ascii="맑은 고딕" w:hAnsi="맑은 고딕" w:eastAsia="맑은 고딕"/>
           <w:sz w:val="21"/>
         </w:rPr>
-        <w:t>**④ 수신.** Standby의 RFS가 리두를 받는다. 실습 환경에서 확인한 `RFS async` 프로세스가 이 일을 한다. 받은 리두는 standby 리두 로그에 기록된다. SRL이 없으면 이 단계가 성립하지 않아 아카이브 전송으로 대체된다.</w:t>
+        <w:t xml:space="preserve"> 여기서 전송 방식에 따라 길이 갈린다. 동기라면 LGWR이 NSSn에 리두를 넘기고 응답을 기다린다. 비동기라면 TTnn 슬레이브가 독립적으로 온라인 리두 로그를 읽어 보내며, LGWR은 기다리지 않는다.</w:t>
       </w:r>
     </w:p>
     <w:p>
+      <w:r>
+        <w:rPr>
+          <w:rFonts w:ascii="맑은 고딕" w:hAnsi="맑은 고딕" w:eastAsia="맑은 고딕"/>
+          <w:b/>
+          <w:sz w:val="21"/>
+        </w:rPr>
+        <w:t xml:space="preserve">④ 수신.</w:t>
+      </w:r>
       <w:r>
         <w:rPr>
           <w:rFonts w:ascii="맑은 고딕" w:hAnsi="맑은 고딕" w:eastAsia="맑은 고딕"/>
           <w:sz w:val="21"/>
         </w:rPr>
-        <w:t>**⑤ 확인 응답.** AFFIRM이면 SRL에 디스크 기록이 끝난 뒤에, NOAFFIRM이면 메모리에 받은 시점에 확인을 보낸다. 동기 전송에서는 이 응답이 돌아와야 ②의 커밋이 완료된다.</w:t>
-      </w:r>
-    </w:p>
-    <w:p>
+        <w:t xml:space="preserve"> Standby의 RFS가 리두를 받는다. 실습 환경에서 확인한 </w:t>
+      </w:r>
+      <w:r>
+        <w:rPr>
+          <w:rFonts w:ascii="Consolas" w:hAnsi="Consolas" w:eastAsia="맑은 고딕"/>
+          <w:sz w:val="21"/>
+        </w:rPr>
+        <w:t xml:space="preserve">RFS async</w:t>
+      </w:r>
       <w:r>
         <w:rPr>
           <w:rFonts w:ascii="맑은 고딕" w:hAnsi="맑은 고딕" w:eastAsia="맑은 고딕"/>
           <w:sz w:val="21"/>
         </w:rPr>
-        <w:t>**⑥ 적용.** MRP가 SRL을 읽어 데이터 파일에 적용한다. 실시간 적용이면 SRL에 쓰이는 즉시, 아니면 아카이브가 완료된 뒤에 적용한다. 이 단계는 전송과 독립적이므로 전송이 정상인데 적용만 밀릴 수 있다. 7장에서 두 지표를 나누어 보는 이유가 여기에 있다.</w:t>
+        <w:t xml:space="preserve"> 프로세스가 이 일을 한다. 받은 리두는 standby 리두 로그에 기록된다. SRL이 없으면 이 단계가 성립하지 않아 아카이브 전송으로 대체된다.</w:t>
+      </w:r>
+    </w:p>
+    <w:p>
+      <w:r>
+        <w:rPr>
+          <w:rFonts w:ascii="맑은 고딕" w:hAnsi="맑은 고딕" w:eastAsia="맑은 고딕"/>
+          <w:b/>
+          <w:sz w:val="21"/>
+        </w:rPr>
+        <w:t xml:space="preserve">⑤ 확인 응답.</w:t>
+      </w:r>
+      <w:r>
+        <w:rPr>
+          <w:rFonts w:ascii="맑은 고딕" w:hAnsi="맑은 고딕" w:eastAsia="맑은 고딕"/>
+          <w:sz w:val="21"/>
+        </w:rPr>
+        <w:t xml:space="preserve"> AFFIRM이면 SRL에 디스크 기록이 끝난 뒤에, NOAFFIRM이면 메모리에 받은 시점에 확인을 보낸다. 동기 전송에서는 이 응답이 돌아와야 ②의 커밋이 완료된다.</w:t>
+      </w:r>
+    </w:p>
+    <w:p>
+      <w:r>
+        <w:rPr>
+          <w:rFonts w:ascii="맑은 고딕" w:hAnsi="맑은 고딕" w:eastAsia="맑은 고딕"/>
+          <w:b/>
+          <w:sz w:val="21"/>
+        </w:rPr>
+        <w:t xml:space="preserve">⑥ 적용.</w:t>
+      </w:r>
+      <w:r>
+        <w:rPr>
+          <w:rFonts w:ascii="맑은 고딕" w:hAnsi="맑은 고딕" w:eastAsia="맑은 고딕"/>
+          <w:sz w:val="21"/>
+        </w:rPr>
+        <w:t xml:space="preserve"> MRP가 SRL을 읽어 데이터 파일에 적용한다. 실시간 적용이면 SRL에 쓰이는 즉시, 아니면 아카이브가 완료된 뒤에 적용한다. 이 단계는 전송과 독립적이므로 전송이 정상인데 적용만 밀릴 수 있다. 7장에서 두 지표를 나누어 보는 이유가 여기에 있다.</w:t>
       </w:r>
     </w:p>
     <w:p>
@@ -2022,7 +2791,21 @@
                 <w:rFonts w:ascii="맑은 고딕" w:hAnsi="맑은 고딕" w:eastAsia="맑은 고딕"/>
                 <w:sz w:val="20"/>
               </w:rPr>
-              <w:t>· 변경 전 `V$ARCHIVE_DEST`의 현재 값을 캡처해 둔다. 되돌릴 때 근거가 된다.</w:t>
+              <w:t xml:space="preserve">· 변경 전 </w:t>
+            </w:r>
+            <w:r>
+              <w:rPr>
+                <w:rFonts w:ascii="Consolas" w:hAnsi="Consolas" w:eastAsia="맑은 고딕"/>
+                <w:sz w:val="20"/>
+              </w:rPr>
+              <w:t xml:space="preserve">V$ARCHIVE_DEST</w:t>
+            </w:r>
+            <w:r>
+              <w:rPr>
+                <w:rFonts w:ascii="맑은 고딕" w:hAnsi="맑은 고딕" w:eastAsia="맑은 고딕"/>
+                <w:sz w:val="20"/>
+              </w:rPr>
+              <w:t xml:space="preserve">의 현재 값을 캡처해 둔다. 되돌릴 때 근거가 된다.</w:t>
             </w:r>
           </w:p>
           <w:p>
@@ -2034,7 +2817,35 @@
                 <w:rFonts w:ascii="맑은 고딕" w:hAnsi="맑은 고딕" w:eastAsia="맑은 고딕"/>
                 <w:sz w:val="20"/>
               </w:rPr>
-              <w:t>· `SCOPE=BOTH`로 바꾸면 spfile에도 반영되므로 재기동 뒤에도 유지된다. 임시 실험이라면 `SCOPE=MEMORY`를 쓴다.</w:t>
+              <w:t xml:space="preserve">· </w:t>
+            </w:r>
+            <w:r>
+              <w:rPr>
+                <w:rFonts w:ascii="Consolas" w:hAnsi="Consolas" w:eastAsia="맑은 고딕"/>
+                <w:sz w:val="20"/>
+              </w:rPr>
+              <w:t xml:space="preserve">SCOPE=BOTH</w:t>
+            </w:r>
+            <w:r>
+              <w:rPr>
+                <w:rFonts w:ascii="맑은 고딕" w:hAnsi="맑은 고딕" w:eastAsia="맑은 고딕"/>
+                <w:sz w:val="20"/>
+              </w:rPr>
+              <w:t xml:space="preserve">로 바꾸면 spfile에도 반영되므로 재기동 뒤에도 유지된다. 임시 실험이라면 </w:t>
+            </w:r>
+            <w:r>
+              <w:rPr>
+                <w:rFonts w:ascii="Consolas" w:hAnsi="Consolas" w:eastAsia="맑은 고딕"/>
+                <w:sz w:val="20"/>
+              </w:rPr>
+              <w:t xml:space="preserve">SCOPE=MEMORY</w:t>
+            </w:r>
+            <w:r>
+              <w:rPr>
+                <w:rFonts w:ascii="맑은 고딕" w:hAnsi="맑은 고딕" w:eastAsia="맑은 고딕"/>
+                <w:sz w:val="20"/>
+              </w:rPr>
+              <w:t xml:space="preserve">를 쓴다.</w:t>
             </w:r>
           </w:p>
           <w:p>
@@ -2046,7 +2857,50 @@
                 <w:rFonts w:ascii="맑은 고딕" w:hAnsi="맑은 고딕" w:eastAsia="맑은 고딕"/>
                 <w:sz w:val="20"/>
               </w:rPr>
-              <w:t>· 파라미터 문자열은 **속성을 빠뜨리면 기본값으로 되돌아간다.** `SYNC`만 쓰고 `AFFIRM`을 생략하면 NOAFFIRM이 된다. 전체 문자열을 항상 완전하게 적는다.</w:t>
+              <w:t xml:space="preserve">· 파라미터 문자열은 </w:t>
+            </w:r>
+            <w:r>
+              <w:rPr>
+                <w:rFonts w:ascii="맑은 고딕" w:hAnsi="맑은 고딕" w:eastAsia="맑은 고딕"/>
+                <w:b/>
+                <w:sz w:val="20"/>
+              </w:rPr>
+              <w:t xml:space="preserve">속성을 빠뜨리면 기본값으로 되돌아간다.</w:t>
+            </w:r>
+            <w:r>
+              <w:rPr>
+                <w:rFonts w:ascii="맑은 고딕" w:hAnsi="맑은 고딕" w:eastAsia="맑은 고딕"/>
+                <w:sz w:val="20"/>
+              </w:rPr>
+              <w:t xml:space="preserve"> </w:t>
+            </w:r>
+            <w:r>
+              <w:rPr>
+                <w:rFonts w:ascii="Consolas" w:hAnsi="Consolas" w:eastAsia="맑은 고딕"/>
+                <w:sz w:val="20"/>
+              </w:rPr>
+              <w:t xml:space="preserve">SYNC</w:t>
+            </w:r>
+            <w:r>
+              <w:rPr>
+                <w:rFonts w:ascii="맑은 고딕" w:hAnsi="맑은 고딕" w:eastAsia="맑은 고딕"/>
+                <w:sz w:val="20"/>
+              </w:rPr>
+              <w:t xml:space="preserve">만 쓰고 </w:t>
+            </w:r>
+            <w:r>
+              <w:rPr>
+                <w:rFonts w:ascii="Consolas" w:hAnsi="Consolas" w:eastAsia="맑은 고딕"/>
+                <w:sz w:val="20"/>
+              </w:rPr>
+              <w:t xml:space="preserve">AFFIRM</w:t>
+            </w:r>
+            <w:r>
+              <w:rPr>
+                <w:rFonts w:ascii="맑은 고딕" w:hAnsi="맑은 고딕" w:eastAsia="맑은 고딕"/>
+                <w:sz w:val="20"/>
+              </w:rPr>
+              <w:t xml:space="preserve">을 생략하면 NOAFFIRM이 된다. 전체 문자열을 항상 완전하게 적는다.</w:t>
             </w:r>
           </w:p>
           <w:p>
@@ -2058,7 +2912,35 @@
                 <w:rFonts w:ascii="맑은 고딕" w:hAnsi="맑은 고딕" w:eastAsia="맑은 고딕"/>
                 <w:sz w:val="20"/>
               </w:rPr>
-              <w:t>· 바꾼 뒤 `ALTER SYSTEM ARCHIVE LOG CURRENT`를 한 번 실행해 전환을 매듭짓고, `V$ARCHIVE_DEST`로 반영을 확인한다.</w:t>
+              <w:t xml:space="preserve">· 바꾼 뒤 </w:t>
+            </w:r>
+            <w:r>
+              <w:rPr>
+                <w:rFonts w:ascii="Consolas" w:hAnsi="Consolas" w:eastAsia="맑은 고딕"/>
+                <w:sz w:val="20"/>
+              </w:rPr>
+              <w:t xml:space="preserve">ALTER SYSTEM ARCHIVE LOG CURRENT</w:t>
+            </w:r>
+            <w:r>
+              <w:rPr>
+                <w:rFonts w:ascii="맑은 고딕" w:hAnsi="맑은 고딕" w:eastAsia="맑은 고딕"/>
+                <w:sz w:val="20"/>
+              </w:rPr>
+              <w:t xml:space="preserve">를 한 번 실행해 전환을 매듭짓고, </w:t>
+            </w:r>
+            <w:r>
+              <w:rPr>
+                <w:rFonts w:ascii="Consolas" w:hAnsi="Consolas" w:eastAsia="맑은 고딕"/>
+                <w:sz w:val="20"/>
+              </w:rPr>
+              <w:t xml:space="preserve">V$ARCHIVE_DEST</w:t>
+            </w:r>
+            <w:r>
+              <w:rPr>
+                <w:rFonts w:ascii="맑은 고딕" w:hAnsi="맑은 고딕" w:eastAsia="맑은 고딕"/>
+                <w:sz w:val="20"/>
+              </w:rPr>
+              <w:t xml:space="preserve">로 반영을 확인한다.</w:t>
             </w:r>
           </w:p>
           <w:p>
@@ -2303,7 +3185,22 @@
           <w:rFonts w:ascii="맑은 고딕" w:hAnsi="맑은 고딕" w:eastAsia="맑은 고딕"/>
           <w:sz w:val="21"/>
         </w:rPr>
-        <w:t>Maximum Protection과 Maximum Availability는 커밋 조건이 **같다**. 차이는 그 조건을 지킬 수 없게 됐을 때의 행동뿐이다. 전자는 조건을 어기느니 멈추겠다는 쪽이고, 후자는 일단 계속 돌면서 나중에 따라잡겠다는 쪽이다. 이 차이가 도입 판단의 전부라 해도 지나치지 않다.</w:t>
+        <w:t xml:space="preserve">Maximum Protection과 Maximum Availability는 커밋 조건이 </w:t>
+      </w:r>
+      <w:r>
+        <w:rPr>
+          <w:rFonts w:ascii="맑은 고딕" w:hAnsi="맑은 고딕" w:eastAsia="맑은 고딕"/>
+          <w:b/>
+          <w:sz w:val="21"/>
+        </w:rPr>
+        <w:t xml:space="preserve">같다</w:t>
+      </w:r>
+      <w:r>
+        <w:rPr>
+          <w:rFonts w:ascii="맑은 고딕" w:hAnsi="맑은 고딕" w:eastAsia="맑은 고딕"/>
+          <w:sz w:val="21"/>
+        </w:rPr>
+        <w:t xml:space="preserve">. 차이는 그 조건을 지킬 수 없게 됐을 때의 행동뿐이다. 전자는 조건을 어기느니 멈추겠다는 쪽이고, 후자는 일단 계속 돌면서 나중에 따라잡겠다는 쪽이다. 이 차이가 도입 판단의 전부라 해도 지나치지 않다.</w:t>
       </w:r>
     </w:p>
     <w:p>
@@ -2317,10 +3214,45 @@
     <w:p>
       <w:r>
         <w:rPr>
+          <w:rFonts w:ascii="Consolas" w:hAnsi="Consolas" w:eastAsia="맑은 고딕"/>
+          <w:sz w:val="21"/>
+        </w:rPr>
+        <w:t xml:space="preserve">V$DATABASE</w:t>
+      </w:r>
+      <w:r>
+        <w:rPr>
           <w:rFonts w:ascii="맑은 고딕" w:hAnsi="맑은 고딕" w:eastAsia="맑은 고딕"/>
           <w:sz w:val="21"/>
         </w:rPr>
-        <w:t>`V$DATABASE`에는 보호 관련 열이 두 개 있다. `PROTECTION_MODE`는 설정한 모드이고 `PROTECTION_LEVEL`은 지금 실제로 달성 중인 수준이다. 정상이라면 두 값이 같다.</w:t>
+        <w:t xml:space="preserve">에는 보호 관련 열이 두 개 있다. </w:t>
+      </w:r>
+      <w:r>
+        <w:rPr>
+          <w:rFonts w:ascii="Consolas" w:hAnsi="Consolas" w:eastAsia="맑은 고딕"/>
+          <w:sz w:val="21"/>
+        </w:rPr>
+        <w:t xml:space="preserve">PROTECTION_MODE</w:t>
+      </w:r>
+      <w:r>
+        <w:rPr>
+          <w:rFonts w:ascii="맑은 고딕" w:hAnsi="맑은 고딕" w:eastAsia="맑은 고딕"/>
+          <w:sz w:val="21"/>
+        </w:rPr>
+        <w:t xml:space="preserve">는 설정한 모드이고 </w:t>
+      </w:r>
+      <w:r>
+        <w:rPr>
+          <w:rFonts w:ascii="Consolas" w:hAnsi="Consolas" w:eastAsia="맑은 고딕"/>
+          <w:sz w:val="21"/>
+        </w:rPr>
+        <w:t xml:space="preserve">PROTECTION_LEVEL</w:t>
+      </w:r>
+      <w:r>
+        <w:rPr>
+          <w:rFonts w:ascii="맑은 고딕" w:hAnsi="맑은 고딕" w:eastAsia="맑은 고딕"/>
+          <w:sz w:val="21"/>
+        </w:rPr>
+        <w:t xml:space="preserve">은 지금 실제로 달성 중인 수준이다. 정상이라면 두 값이 같다.</w:t>
       </w:r>
     </w:p>
     <w:tbl>
@@ -2571,7 +3503,36 @@
           <w:rFonts w:ascii="맑은 고딕" w:hAnsi="맑은 고딕" w:eastAsia="맑은 고딕"/>
           <w:sz w:val="21"/>
         </w:rPr>
-        <w:t>명령은 성공했지만 `PROTECTION_LEVEL`이 **RESYNCHRONIZATION**이다. "설정은 Maximum Availability인데 실제로는 그 수준에 도달하지 못했고, 지금 맞춰 가는 중"이라는 뜻이다. 원인은 분명하다. Maximum Availability는 동기 전송을 요구하는데 목적지가 ASYNC이기 때문이다.</w:t>
+        <w:t xml:space="preserve">명령은 성공했지만 </w:t>
+      </w:r>
+      <w:r>
+        <w:rPr>
+          <w:rFonts w:ascii="Consolas" w:hAnsi="Consolas" w:eastAsia="맑은 고딕"/>
+          <w:sz w:val="21"/>
+        </w:rPr>
+        <w:t xml:space="preserve">PROTECTION_LEVEL</w:t>
+      </w:r>
+      <w:r>
+        <w:rPr>
+          <w:rFonts w:ascii="맑은 고딕" w:hAnsi="맑은 고딕" w:eastAsia="맑은 고딕"/>
+          <w:sz w:val="21"/>
+        </w:rPr>
+        <w:t xml:space="preserve">이 </w:t>
+      </w:r>
+      <w:r>
+        <w:rPr>
+          <w:rFonts w:ascii="맑은 고딕" w:hAnsi="맑은 고딕" w:eastAsia="맑은 고딕"/>
+          <w:b/>
+          <w:sz w:val="21"/>
+        </w:rPr>
+        <w:t xml:space="preserve">RESYNCHRONIZATION</w:t>
+      </w:r>
+      <w:r>
+        <w:rPr>
+          <w:rFonts w:ascii="맑은 고딕" w:hAnsi="맑은 고딕" w:eastAsia="맑은 고딕"/>
+          <w:sz w:val="21"/>
+        </w:rPr>
+        <w:t xml:space="preserve">이다. "설정은 Maximum Availability인데 실제로는 그 수준에 도달하지 못했고, 지금 맞춰 가는 중"이라는 뜻이다. 원인은 분명하다. Maximum Availability는 동기 전송을 요구하는데 목적지가 ASYNC이기 때문이다.</w:t>
       </w:r>
     </w:p>
     <w:tbl>
@@ -2794,7 +3755,38 @@
           <w:rFonts w:ascii="맑은 고딕" w:hAnsi="맑은 고딕" w:eastAsia="맑은 고딕"/>
           <w:sz w:val="21"/>
         </w:rPr>
-        <w:t>두 값이 일치했다. 여기서 얻을 원칙 하나. **보호 모드를 바꿀 때는 명령이 성공했는지가 아니라 `PROTECTION_LEVEL`이 따라왔는지를 확인해야 한다.** "Database altered"만 보고 넘어가면 실제로는 낮은 수준으로 운영되고 있는 상태를 놓친다.</w:t>
+        <w:t xml:space="preserve">두 값이 일치했다. 여기서 얻을 원칙 하나. </w:t>
+      </w:r>
+      <w:r>
+        <w:rPr>
+          <w:rFonts w:ascii="맑은 고딕" w:hAnsi="맑은 고딕" w:eastAsia="맑은 고딕"/>
+          <w:b/>
+          <w:sz w:val="21"/>
+        </w:rPr>
+        <w:t xml:space="preserve">보호 모드를 바꿀 때는 명령이 성공했는지가 아니라 </w:t>
+      </w:r>
+      <w:r>
+        <w:rPr>
+          <w:rFonts w:ascii="Consolas" w:hAnsi="Consolas" w:eastAsia="맑은 고딕"/>
+          <w:b/>
+          <w:sz w:val="21"/>
+        </w:rPr>
+        <w:t xml:space="preserve">PROTECTION_LEVEL</w:t>
+      </w:r>
+      <w:r>
+        <w:rPr>
+          <w:rFonts w:ascii="맑은 고딕" w:hAnsi="맑은 고딕" w:eastAsia="맑은 고딕"/>
+          <w:b/>
+          <w:sz w:val="21"/>
+        </w:rPr>
+        <w:t xml:space="preserve">이 따라왔는지를 확인해야 한다.</w:t>
+      </w:r>
+      <w:r>
+        <w:rPr>
+          <w:rFonts w:ascii="맑은 고딕" w:hAnsi="맑은 고딕" w:eastAsia="맑은 고딕"/>
+          <w:sz w:val="21"/>
+        </w:rPr>
+        <w:t xml:space="preserve"> "Database altered"만 보고 넘어가면 실제로는 낮은 수준으로 운영되고 있는 상태를 놓친다.</w:t>
       </w:r>
     </w:p>
     <w:tbl>
@@ -2855,7 +3847,22 @@
                 <w:rFonts w:ascii="맑은 고딕" w:hAnsi="맑은 고딕" w:eastAsia="맑은 고딕"/>
                 <w:sz w:val="20"/>
               </w:rPr>
-              <w:t>· 문제는 이 값이 **계속 머물러 있을 때**다. 그때는 요건(SRL, 동기 전송)이 갖춰지지 않았거나 전송 자체가 막힌 것이다.</w:t>
+              <w:t xml:space="preserve">· 문제는 이 값이 </w:t>
+            </w:r>
+            <w:r>
+              <w:rPr>
+                <w:rFonts w:ascii="맑은 고딕" w:hAnsi="맑은 고딕" w:eastAsia="맑은 고딕"/>
+                <w:b/>
+                <w:sz w:val="20"/>
+              </w:rPr>
+              <w:t xml:space="preserve">계속 머물러 있을 때</w:t>
+            </w:r>
+            <w:r>
+              <w:rPr>
+                <w:rFonts w:ascii="맑은 고딕" w:hAnsi="맑은 고딕" w:eastAsia="맑은 고딕"/>
+                <w:sz w:val="20"/>
+              </w:rPr>
+              <w:t xml:space="preserve">다. 그때는 요건(SRL, 동기 전송)이 갖춰지지 않았거나 전송 자체가 막힌 것이다.</w:t>
             </w:r>
           </w:p>
           <w:p>
@@ -3178,7 +4185,21 @@
           <w:rFonts w:ascii="맑은 고딕" w:hAnsi="맑은 고딕" w:eastAsia="맑은 고딕"/>
           <w:sz w:val="21"/>
         </w:rPr>
-        <w:t>여전히 거부된다. 이번에는 `PROTECTION_LEVEL`이 RESYNCHRONIZATION이기 때문이다. 동기화가 끝나기를 기다린 뒤 다시 시도한다.</w:t>
+        <w:t xml:space="preserve">여전히 거부된다. 이번에는 </w:t>
+      </w:r>
+      <w:r>
+        <w:rPr>
+          <w:rFonts w:ascii="Consolas" w:hAnsi="Consolas" w:eastAsia="맑은 고딕"/>
+          <w:sz w:val="21"/>
+        </w:rPr>
+        <w:t xml:space="preserve">PROTECTION_LEVEL</w:t>
+      </w:r>
+      <w:r>
+        <w:rPr>
+          <w:rFonts w:ascii="맑은 고딕" w:hAnsi="맑은 고딕" w:eastAsia="맑은 고딕"/>
+          <w:sz w:val="21"/>
+        </w:rPr>
+        <w:t xml:space="preserve">이 RESYNCHRONIZATION이기 때문이다. 동기화가 끝나기를 기다린 뒤 다시 시도한다.</w:t>
       </w:r>
     </w:p>
     <w:tbl>
@@ -3743,7 +4764,21 @@
                 <w:rFonts w:ascii="맑은 고딕" w:hAnsi="맑은 고딕" w:eastAsia="맑은 고딕"/>
                 <w:sz w:val="20"/>
               </w:rPr>
-              <w:t>· ① Standby에 standby 리두 로그가 있는지 확인한다(`V$STANDBY_LOG`). 없으면 4장의 절차로 만든다.</w:t>
+              <w:t xml:space="preserve">· ① Standby에 standby 리두 로그가 있는지 확인한다(</w:t>
+            </w:r>
+            <w:r>
+              <w:rPr>
+                <w:rFonts w:ascii="Consolas" w:hAnsi="Consolas" w:eastAsia="맑은 고딕"/>
+                <w:sz w:val="20"/>
+              </w:rPr>
+              <w:t xml:space="preserve">V$STANDBY_LOG</w:t>
+            </w:r>
+            <w:r>
+              <w:rPr>
+                <w:rFonts w:ascii="맑은 고딕" w:hAnsi="맑은 고딕" w:eastAsia="맑은 고딕"/>
+                <w:sz w:val="20"/>
+              </w:rPr>
+              <w:t xml:space="preserve">). 없으면 4장의 절차로 만든다.</w:t>
             </w:r>
           </w:p>
           <w:p>
@@ -3755,7 +4790,21 @@
                 <w:rFonts w:ascii="맑은 고딕" w:hAnsi="맑은 고딕" w:eastAsia="맑은 고딕"/>
                 <w:sz w:val="20"/>
               </w:rPr>
-              <w:t>· ② 목적지를 `SYNC AFFIRM`으로 바꾼다.</w:t>
+              <w:t xml:space="preserve">· ② 목적지를 </w:t>
+            </w:r>
+            <w:r>
+              <w:rPr>
+                <w:rFonts w:ascii="Consolas" w:hAnsi="Consolas" w:eastAsia="맑은 고딕"/>
+                <w:sz w:val="20"/>
+              </w:rPr>
+              <w:t xml:space="preserve">SYNC AFFIRM</w:t>
+            </w:r>
+            <w:r>
+              <w:rPr>
+                <w:rFonts w:ascii="맑은 고딕" w:hAnsi="맑은 고딕" w:eastAsia="맑은 고딕"/>
+                <w:sz w:val="20"/>
+              </w:rPr>
+              <w:t xml:space="preserve">으로 바꾼다.</w:t>
             </w:r>
           </w:p>
           <w:p>
@@ -3767,7 +4816,21 @@
                 <w:rFonts w:ascii="맑은 고딕" w:hAnsi="맑은 고딕" w:eastAsia="맑은 고딕"/>
                 <w:sz w:val="20"/>
               </w:rPr>
-              <w:t>· ③ `ALTER SYSTEM ARCHIVE LOG CURRENT`로 전환을 매듭짓는다.</w:t>
+              <w:t xml:space="preserve">· ③ </w:t>
+            </w:r>
+            <w:r>
+              <w:rPr>
+                <w:rFonts w:ascii="Consolas" w:hAnsi="Consolas" w:eastAsia="맑은 고딕"/>
+                <w:sz w:val="20"/>
+              </w:rPr>
+              <w:t xml:space="preserve">ALTER SYSTEM ARCHIVE LOG CURRENT</w:t>
+            </w:r>
+            <w:r>
+              <w:rPr>
+                <w:rFonts w:ascii="맑은 고딕" w:hAnsi="맑은 고딕" w:eastAsia="맑은 고딕"/>
+                <w:sz w:val="20"/>
+              </w:rPr>
+              <w:t xml:space="preserve">로 전환을 매듭짓는다.</w:t>
             </w:r>
           </w:p>
           <w:p>
@@ -3779,7 +4842,21 @@
                 <w:rFonts w:ascii="맑은 고딕" w:hAnsi="맑은 고딕" w:eastAsia="맑은 고딕"/>
                 <w:sz w:val="20"/>
               </w:rPr>
-              <w:t>· ④ `PROTECTION_LEVEL`이 목표 모드와 같아질 때까지 기다린다.</w:t>
+              <w:t xml:space="preserve">· ④ </w:t>
+            </w:r>
+            <w:r>
+              <w:rPr>
+                <w:rFonts w:ascii="Consolas" w:hAnsi="Consolas" w:eastAsia="맑은 고딕"/>
+                <w:sz w:val="20"/>
+              </w:rPr>
+              <w:t xml:space="preserve">PROTECTION_LEVEL</w:t>
+            </w:r>
+            <w:r>
+              <w:rPr>
+                <w:rFonts w:ascii="맑은 고딕" w:hAnsi="맑은 고딕" w:eastAsia="맑은 고딕"/>
+                <w:sz w:val="20"/>
+              </w:rPr>
+              <w:t xml:space="preserve">이 목표 모드와 같아질 때까지 기다린다.</w:t>
             </w:r>
           </w:p>
           <w:p>
@@ -3803,7 +4880,21 @@
                 <w:rFonts w:ascii="맑은 고딕" w:hAnsi="맑은 고딕" w:eastAsia="맑은 고딕"/>
                 <w:sz w:val="20"/>
               </w:rPr>
-              <w:t>· ⑥ 올린 뒤에도 `PROTECTION_LEVEL`을 다시 확인한다. 명령 성공은 절반의 확인일 뿐이다.</w:t>
+              <w:t xml:space="preserve">· ⑥ 올린 뒤에도 </w:t>
+            </w:r>
+            <w:r>
+              <w:rPr>
+                <w:rFonts w:ascii="Consolas" w:hAnsi="Consolas" w:eastAsia="맑은 고딕"/>
+                <w:sz w:val="20"/>
+              </w:rPr>
+              <w:t xml:space="preserve">PROTECTION_LEVEL</w:t>
+            </w:r>
+            <w:r>
+              <w:rPr>
+                <w:rFonts w:ascii="맑은 고딕" w:hAnsi="맑은 고딕" w:eastAsia="맑은 고딕"/>
+                <w:sz w:val="20"/>
+              </w:rPr>
+              <w:t xml:space="preserve">을 다시 확인한다. 명령 성공은 절반의 확인일 뿐이다.</w:t>
             </w:r>
           </w:p>
         </w:tc>
@@ -4113,7 +5204,21 @@
           <w:rFonts w:ascii="맑은 고딕" w:hAnsi="맑은 고딕" w:eastAsia="맑은 고딕"/>
           <w:sz w:val="21"/>
         </w:rPr>
-        <w:t>Primary는 OPEN 상태로 살아 있고 `PROTECTION_LEVEL`만 RESYNCHRONIZATION으로 떨어졌다. 갱신도 정상적으로 된다.</w:t>
+        <w:t xml:space="preserve">Primary는 OPEN 상태로 살아 있고 </w:t>
+      </w:r>
+      <w:r>
+        <w:rPr>
+          <w:rFonts w:ascii="Consolas" w:hAnsi="Consolas" w:eastAsia="맑은 고딕"/>
+          <w:sz w:val="21"/>
+        </w:rPr>
+        <w:t xml:space="preserve">PROTECTION_LEVEL</w:t>
+      </w:r>
+      <w:r>
+        <w:rPr>
+          <w:rFonts w:ascii="맑은 고딕" w:hAnsi="맑은 고딕" w:eastAsia="맑은 고딕"/>
+          <w:sz w:val="21"/>
+        </w:rPr>
+        <w:t xml:space="preserve">만 RESYNCHRONIZATION으로 떨어졌다. 갱신도 정상적으로 된다.</w:t>
       </w:r>
     </w:p>
     <w:tbl>
@@ -4846,9 +5951,17 @@
       <w:r>
         <w:rPr>
           <w:rFonts w:ascii="맑은 고딕" w:hAnsi="맑은 고딕" w:eastAsia="맑은 고딕"/>
+          <w:b/>
           <w:sz w:val="21"/>
         </w:rPr>
-        <w:t>**Primary가 사라졌다.** 알림 로그를 보면 무슨 일이 있었는지 그대로 드러난다.</w:t>
+        <w:t xml:space="preserve">Primary가 사라졌다.</w:t>
+      </w:r>
+      <w:r>
+        <w:rPr>
+          <w:rFonts w:ascii="맑은 고딕" w:hAnsi="맑은 고딕" w:eastAsia="맑은 고딕"/>
+          <w:sz w:val="21"/>
+        </w:rPr>
+        <w:t xml:space="preserve"> 알림 로그를 보면 무슨 일이 있었는지 그대로 드러난다.</w:t>
       </w:r>
     </w:p>
     <w:tbl>
@@ -5327,7 +6440,49 @@
           <w:rFonts w:ascii="맑은 고딕" w:hAnsi="맑은 고딕" w:eastAsia="맑은 고딕"/>
           <w:sz w:val="21"/>
         </w:rPr>
-        <w:t>Standby를 즉시 살릴 수 없다면 보호 모드를 낮춰야 한다. 이때 Primary는 마운트 상태로만 올라오므로 `STARTUP MOUNT` → `ALTER DATABASE SET STANDBY DATABASE TO MAXIMIZE PERFORMANCE` → `ALTER DATABASE OPEN` 순서를 밟는다. 실습에서 확인한 그대로다. 다만 이 순간부터 무손실 보장은 없다는 사실을 관계자에게 알려야 한다. 서비스를 살리려고 보호 수준을 내렸다는 것은 기록으로 남겨야 할 결정이다.</w:t>
+        <w:t xml:space="preserve">Standby를 즉시 살릴 수 없다면 보호 모드를 낮춰야 한다. 이때 Primary는 마운트 상태로만 올라오므로 </w:t>
+      </w:r>
+      <w:r>
+        <w:rPr>
+          <w:rFonts w:ascii="Consolas" w:hAnsi="Consolas" w:eastAsia="맑은 고딕"/>
+          <w:sz w:val="21"/>
+        </w:rPr>
+        <w:t xml:space="preserve">STARTUP MOUNT</w:t>
+      </w:r>
+      <w:r>
+        <w:rPr>
+          <w:rFonts w:ascii="맑은 고딕" w:hAnsi="맑은 고딕" w:eastAsia="맑은 고딕"/>
+          <w:sz w:val="21"/>
+        </w:rPr>
+        <w:t xml:space="preserve"> → </w:t>
+      </w:r>
+      <w:r>
+        <w:rPr>
+          <w:rFonts w:ascii="Consolas" w:hAnsi="Consolas" w:eastAsia="맑은 고딕"/>
+          <w:sz w:val="21"/>
+        </w:rPr>
+        <w:t xml:space="preserve">ALTER DATABASE SET STANDBY DATABASE TO MAXIMIZE PERFORMANCE</w:t>
+      </w:r>
+      <w:r>
+        <w:rPr>
+          <w:rFonts w:ascii="맑은 고딕" w:hAnsi="맑은 고딕" w:eastAsia="맑은 고딕"/>
+          <w:sz w:val="21"/>
+        </w:rPr>
+        <w:t xml:space="preserve"> → </w:t>
+      </w:r>
+      <w:r>
+        <w:rPr>
+          <w:rFonts w:ascii="Consolas" w:hAnsi="Consolas" w:eastAsia="맑은 고딕"/>
+          <w:sz w:val="21"/>
+        </w:rPr>
+        <w:t xml:space="preserve">ALTER DATABASE OPEN</w:t>
+      </w:r>
+      <w:r>
+        <w:rPr>
+          <w:rFonts w:ascii="맑은 고딕" w:hAnsi="맑은 고딕" w:eastAsia="맑은 고딕"/>
+          <w:sz w:val="21"/>
+        </w:rPr>
+        <w:t xml:space="preserve"> 순서를 밟는다. 실습에서 확인한 그대로다. 다만 이 순간부터 무손실 보장은 없다는 사실을 관계자에게 알려야 한다. 서비스를 살리려고 보호 수준을 내렸다는 것은 기록으로 남겨야 할 결정이다.</w:t>
       </w:r>
     </w:p>
     <w:p>
@@ -5397,7 +6552,35 @@
                 <w:rFonts w:ascii="맑은 고딕" w:hAnsi="맑은 고딕" w:eastAsia="맑은 고딕"/>
                 <w:sz w:val="20"/>
               </w:rPr>
-              <w:t>· 목적지가 `SYNC AFFIRM`인가. `NET_TIMEOUT`은 회선 품질에 맞게 정했는가.</w:t>
+              <w:t xml:space="preserve">· 목적지가 </w:t>
+            </w:r>
+            <w:r>
+              <w:rPr>
+                <w:rFonts w:ascii="Consolas" w:hAnsi="Consolas" w:eastAsia="맑은 고딕"/>
+                <w:sz w:val="20"/>
+              </w:rPr>
+              <w:t xml:space="preserve">SYNC AFFIRM</w:t>
+            </w:r>
+            <w:r>
+              <w:rPr>
+                <w:rFonts w:ascii="맑은 고딕" w:hAnsi="맑은 고딕" w:eastAsia="맑은 고딕"/>
+                <w:sz w:val="20"/>
+              </w:rPr>
+              <w:t xml:space="preserve">인가. </w:t>
+            </w:r>
+            <w:r>
+              <w:rPr>
+                <w:rFonts w:ascii="Consolas" w:hAnsi="Consolas" w:eastAsia="맑은 고딕"/>
+                <w:sz w:val="20"/>
+              </w:rPr>
+              <w:t xml:space="preserve">NET_TIMEOUT</w:t>
+            </w:r>
+            <w:r>
+              <w:rPr>
+                <w:rFonts w:ascii="맑은 고딕" w:hAnsi="맑은 고딕" w:eastAsia="맑은 고딕"/>
+                <w:sz w:val="20"/>
+              </w:rPr>
+              <w:t xml:space="preserve">은 회선 품질에 맞게 정했는가.</w:t>
             </w:r>
           </w:p>
           <w:p>
@@ -5433,7 +6616,21 @@
                 <w:rFonts w:ascii="맑은 고딕" w:hAnsi="맑은 고딕" w:eastAsia="맑은 고딕"/>
                 <w:sz w:val="20"/>
               </w:rPr>
-              <w:t>· `PROTECTION_LEVEL` 모니터링이 걸려 있는가. 설정과 실제가 어긋난 채 운영되는 상태를 감지해야 한다.</w:t>
+              <w:t xml:space="preserve">· </w:t>
+            </w:r>
+            <w:r>
+              <w:rPr>
+                <w:rFonts w:ascii="Consolas" w:hAnsi="Consolas" w:eastAsia="맑은 고딕"/>
+                <w:sz w:val="20"/>
+              </w:rPr>
+              <w:t xml:space="preserve">PROTECTION_LEVEL</w:t>
+            </w:r>
+            <w:r>
+              <w:rPr>
+                <w:rFonts w:ascii="맑은 고딕" w:hAnsi="맑은 고딕" w:eastAsia="맑은 고딕"/>
+                <w:sz w:val="20"/>
+              </w:rPr>
+              <w:t xml:space="preserve"> 모니터링이 걸려 있는가. 설정과 실제가 어긋난 채 운영되는 상태를 감지해야 한다.</w:t>
             </w:r>
           </w:p>
         </w:tc>
@@ -5506,7 +6703,21 @@
           <w:rFonts w:ascii="맑은 고딕" w:hAnsi="맑은 고딕" w:eastAsia="맑은 고딕"/>
           <w:sz w:val="21"/>
         </w:rPr>
-        <w:t>대신 아직 전송되지 못한 리두가 항상 존재한다. Primary가 갑자기 사라지면 그만큼이 손실이다. 얼마나 손실될지는 `V$DATAGUARD_STATS`의 transport lag로 가늠한다. 이 값이 0에 가깝게 유지되면 실질 손실 위험도 작다. 7장에서 이 지표를 자세히 다룬다.</w:t>
+        <w:t xml:space="preserve">대신 아직 전송되지 못한 리두가 항상 존재한다. Primary가 갑자기 사라지면 그만큼이 손실이다. 얼마나 손실될지는 </w:t>
+      </w:r>
+      <w:r>
+        <w:rPr>
+          <w:rFonts w:ascii="Consolas" w:hAnsi="Consolas" w:eastAsia="맑은 고딕"/>
+          <w:sz w:val="21"/>
+        </w:rPr>
+        <w:t xml:space="preserve">V$DATAGUARD_STATS</w:t>
+      </w:r>
+      <w:r>
+        <w:rPr>
+          <w:rFonts w:ascii="맑은 고딕" w:hAnsi="맑은 고딕" w:eastAsia="맑은 고딕"/>
+          <w:sz w:val="21"/>
+        </w:rPr>
+        <w:t xml:space="preserve">의 transport lag로 가늠한다. 이 값이 0에 가깝게 유지되면 실질 손실 위험도 작다. 7장에서 이 지표를 자세히 다룬다.</w:t>
       </w:r>
     </w:p>
     <w:tbl>
@@ -6010,25 +7221,273 @@
           <w:rFonts w:ascii="맑은 고딕" w:hAnsi="맑은 고딕" w:eastAsia="맑은 고딕"/>
           <w:sz w:val="21"/>
         </w:rPr>
-        <w:t>순서를 정해 두면 진단이 빨라진다. **① `V$ARCHIVE_DEST`의 `VALID_NOW`를 본다.** YES가 아니면 설정 문제이므로 오류를 찾을 필요가 없다. **② YES라면 `V$ARCHIVE_DEST_STATUS`의 `STATUS`와 `ERROR`를 본다.** 여기서 ORA- 번호가 나오면 그것이 실제 원인이다. **③ 둘 다 정상인데 리두가 안 가면 `V$DATAGUARD_PROCESS`의 `ACTION`을 본다.** 전송 프로세스가 IDLE에 머물러 있는지, WRITING으로 움직이는지가 드러난다.</w:t>
-      </w:r>
-    </w:p>
-    <w:p>
+        <w:t xml:space="preserve">순서를 정해 두면 진단이 빨라진다. </w:t>
+      </w:r>
+      <w:r>
+        <w:rPr>
+          <w:rFonts w:ascii="맑은 고딕" w:hAnsi="맑은 고딕" w:eastAsia="맑은 고딕"/>
+          <w:b/>
+          <w:sz w:val="21"/>
+        </w:rPr>
+        <w:t xml:space="preserve">① </w:t>
+      </w:r>
+      <w:r>
+        <w:rPr>
+          <w:rFonts w:ascii="Consolas" w:hAnsi="Consolas" w:eastAsia="맑은 고딕"/>
+          <w:b/>
+          <w:sz w:val="21"/>
+        </w:rPr>
+        <w:t xml:space="preserve">V$ARCHIVE_DEST</w:t>
+      </w:r>
+      <w:r>
+        <w:rPr>
+          <w:rFonts w:ascii="맑은 고딕" w:hAnsi="맑은 고딕" w:eastAsia="맑은 고딕"/>
+          <w:b/>
+          <w:sz w:val="21"/>
+        </w:rPr>
+        <w:t xml:space="preserve">의 </w:t>
+      </w:r>
+      <w:r>
+        <w:rPr>
+          <w:rFonts w:ascii="Consolas" w:hAnsi="Consolas" w:eastAsia="맑은 고딕"/>
+          <w:b/>
+          <w:sz w:val="21"/>
+        </w:rPr>
+        <w:t xml:space="preserve">VALID_NOW</w:t>
+      </w:r>
+      <w:r>
+        <w:rPr>
+          <w:rFonts w:ascii="맑은 고딕" w:hAnsi="맑은 고딕" w:eastAsia="맑은 고딕"/>
+          <w:b/>
+          <w:sz w:val="21"/>
+        </w:rPr>
+        <w:t xml:space="preserve">를 본다.</w:t>
+      </w:r>
       <w:r>
         <w:rPr>
           <w:rFonts w:ascii="맑은 고딕" w:hAnsi="맑은 고딕" w:eastAsia="맑은 고딕"/>
           <w:sz w:val="21"/>
         </w:rPr>
-        <w:t>`V$ARCHIVE_DEST_STATUS`의 `STATUS`가 가질 수 있는 값도 알아 두면 좋다. VALID는 정상, ERROR는 오류 발생, DEFERRED는 사람이 꺼 둔 상태, INACTIVE는 아직 설정되지 않은 목적지, DISABLED는 오류가 반복돼 오라클이 끈 상태다. DEFERRED와 DISABLED는 겉보기가 비슷하지만 원인이 정반대이므로 구분해야 한다. 전자는 `LOG_ARCHIVE_DEST_STATE_n = DEFER`로 사람이 껐고, 후자는 재시도 한도를 넘겨 오라클이 껐다.</w:t>
-      </w:r>
-    </w:p>
-    <w:p>
+        <w:t xml:space="preserve"> YES가 아니면 설정 문제이므로 오류를 찾을 필요가 없다. </w:t>
+      </w:r>
+      <w:r>
+        <w:rPr>
+          <w:rFonts w:ascii="맑은 고딕" w:hAnsi="맑은 고딕" w:eastAsia="맑은 고딕"/>
+          <w:b/>
+          <w:sz w:val="21"/>
+        </w:rPr>
+        <w:t xml:space="preserve">② YES라면 </w:t>
+      </w:r>
+      <w:r>
+        <w:rPr>
+          <w:rFonts w:ascii="Consolas" w:hAnsi="Consolas" w:eastAsia="맑은 고딕"/>
+          <w:b/>
+          <w:sz w:val="21"/>
+        </w:rPr>
+        <w:t xml:space="preserve">V$ARCHIVE_DEST_STATUS</w:t>
+      </w:r>
+      <w:r>
+        <w:rPr>
+          <w:rFonts w:ascii="맑은 고딕" w:hAnsi="맑은 고딕" w:eastAsia="맑은 고딕"/>
+          <w:b/>
+          <w:sz w:val="21"/>
+        </w:rPr>
+        <w:t xml:space="preserve">의 </w:t>
+      </w:r>
+      <w:r>
+        <w:rPr>
+          <w:rFonts w:ascii="Consolas" w:hAnsi="Consolas" w:eastAsia="맑은 고딕"/>
+          <w:b/>
+          <w:sz w:val="21"/>
+        </w:rPr>
+        <w:t xml:space="preserve">STATUS</w:t>
+      </w:r>
+      <w:r>
+        <w:rPr>
+          <w:rFonts w:ascii="맑은 고딕" w:hAnsi="맑은 고딕" w:eastAsia="맑은 고딕"/>
+          <w:b/>
+          <w:sz w:val="21"/>
+        </w:rPr>
+        <w:t xml:space="preserve">와 </w:t>
+      </w:r>
+      <w:r>
+        <w:rPr>
+          <w:rFonts w:ascii="Consolas" w:hAnsi="Consolas" w:eastAsia="맑은 고딕"/>
+          <w:b/>
+          <w:sz w:val="21"/>
+        </w:rPr>
+        <w:t xml:space="preserve">ERROR</w:t>
+      </w:r>
+      <w:r>
+        <w:rPr>
+          <w:rFonts w:ascii="맑은 고딕" w:hAnsi="맑은 고딕" w:eastAsia="맑은 고딕"/>
+          <w:b/>
+          <w:sz w:val="21"/>
+        </w:rPr>
+        <w:t xml:space="preserve">를 본다.</w:t>
+      </w:r>
       <w:r>
         <w:rPr>
           <w:rFonts w:ascii="맑은 고딕" w:hAnsi="맑은 고딕" w:eastAsia="맑은 고딕"/>
           <w:sz w:val="21"/>
         </w:rPr>
-        <w:t>실습 04에서 Standby를 내렸을 때 `ERROR` 열에 `ORA-03113: end-of-file on communication channel`이 기록됐다. 이 오류는 "연결이 끊겼다"는 뜻으로, 원인이 네트워크일 수도 Standby 인스턴스 다운일 수도 있다. 구분하려면 Standby 쪽에서 리스너와 인스턴스가 살아 있는지 확인한다. 반대로 `ORA-12514`나 `ORA-01034`가 보이면 리스너는 살아 있으나 서비스나 인스턴스가 없는 상태다. 3장에서 이 구분을 실습으로 다룬다.</w:t>
+        <w:t xml:space="preserve"> 여기서 ORA- 번호가 나오면 그것이 실제 원인이다. </w:t>
+      </w:r>
+      <w:r>
+        <w:rPr>
+          <w:rFonts w:ascii="맑은 고딕" w:hAnsi="맑은 고딕" w:eastAsia="맑은 고딕"/>
+          <w:b/>
+          <w:sz w:val="21"/>
+        </w:rPr>
+        <w:t xml:space="preserve">③ 둘 다 정상인데 리두가 안 가면 </w:t>
+      </w:r>
+      <w:r>
+        <w:rPr>
+          <w:rFonts w:ascii="Consolas" w:hAnsi="Consolas" w:eastAsia="맑은 고딕"/>
+          <w:b/>
+          <w:sz w:val="21"/>
+        </w:rPr>
+        <w:t xml:space="preserve">V$DATAGUARD_PROCESS</w:t>
+      </w:r>
+      <w:r>
+        <w:rPr>
+          <w:rFonts w:ascii="맑은 고딕" w:hAnsi="맑은 고딕" w:eastAsia="맑은 고딕"/>
+          <w:b/>
+          <w:sz w:val="21"/>
+        </w:rPr>
+        <w:t xml:space="preserve">의 </w:t>
+      </w:r>
+      <w:r>
+        <w:rPr>
+          <w:rFonts w:ascii="Consolas" w:hAnsi="Consolas" w:eastAsia="맑은 고딕"/>
+          <w:b/>
+          <w:sz w:val="21"/>
+        </w:rPr>
+        <w:t xml:space="preserve">ACTION</w:t>
+      </w:r>
+      <w:r>
+        <w:rPr>
+          <w:rFonts w:ascii="맑은 고딕" w:hAnsi="맑은 고딕" w:eastAsia="맑은 고딕"/>
+          <w:b/>
+          <w:sz w:val="21"/>
+        </w:rPr>
+        <w:t xml:space="preserve">을 본다.</w:t>
+      </w:r>
+      <w:r>
+        <w:rPr>
+          <w:rFonts w:ascii="맑은 고딕" w:hAnsi="맑은 고딕" w:eastAsia="맑은 고딕"/>
+          <w:sz w:val="21"/>
+        </w:rPr>
+        <w:t xml:space="preserve"> 전송 프로세스가 IDLE에 머물러 있는지, WRITING으로 움직이는지가 드러난다.</w:t>
+      </w:r>
+    </w:p>
+    <w:p>
+      <w:r>
+        <w:rPr>
+          <w:rFonts w:ascii="Consolas" w:hAnsi="Consolas" w:eastAsia="맑은 고딕"/>
+          <w:sz w:val="21"/>
+        </w:rPr>
+        <w:t xml:space="preserve">V$ARCHIVE_DEST_STATUS</w:t>
+      </w:r>
+      <w:r>
+        <w:rPr>
+          <w:rFonts w:ascii="맑은 고딕" w:hAnsi="맑은 고딕" w:eastAsia="맑은 고딕"/>
+          <w:sz w:val="21"/>
+        </w:rPr>
+        <w:t xml:space="preserve">의 </w:t>
+      </w:r>
+      <w:r>
+        <w:rPr>
+          <w:rFonts w:ascii="Consolas" w:hAnsi="Consolas" w:eastAsia="맑은 고딕"/>
+          <w:sz w:val="21"/>
+        </w:rPr>
+        <w:t xml:space="preserve">STATUS</w:t>
+      </w:r>
+      <w:r>
+        <w:rPr>
+          <w:rFonts w:ascii="맑은 고딕" w:hAnsi="맑은 고딕" w:eastAsia="맑은 고딕"/>
+          <w:sz w:val="21"/>
+        </w:rPr>
+        <w:t xml:space="preserve">가 가질 수 있는 값도 알아 두면 좋다. VALID는 정상, ERROR는 오류 발생, DEFERRED는 사람이 꺼 둔 상태, INACTIVE는 아직 설정되지 않은 목적지, DISABLED는 오류가 반복돼 오라클이 끈 상태다. DEFERRED와 DISABLED는 겉보기가 비슷하지만 원인이 정반대이므로 구분해야 한다. 전자는 </w:t>
+      </w:r>
+      <w:r>
+        <w:rPr>
+          <w:rFonts w:ascii="Consolas" w:hAnsi="Consolas" w:eastAsia="맑은 고딕"/>
+          <w:sz w:val="21"/>
+        </w:rPr>
+        <w:t xml:space="preserve">LOG_ARCHIVE_DEST_STATE_n = DEFER</w:t>
+      </w:r>
+      <w:r>
+        <w:rPr>
+          <w:rFonts w:ascii="맑은 고딕" w:hAnsi="맑은 고딕" w:eastAsia="맑은 고딕"/>
+          <w:sz w:val="21"/>
+        </w:rPr>
+        <w:t xml:space="preserve">로 사람이 껐고, 후자는 재시도 한도를 넘겨 오라클이 껐다.</w:t>
+      </w:r>
+    </w:p>
+    <w:p>
+      <w:r>
+        <w:rPr>
+          <w:rFonts w:ascii="맑은 고딕" w:hAnsi="맑은 고딕" w:eastAsia="맑은 고딕"/>
+          <w:sz w:val="21"/>
+        </w:rPr>
+        <w:t xml:space="preserve">실습 04에서 Standby를 내렸을 때 </w:t>
+      </w:r>
+      <w:r>
+        <w:rPr>
+          <w:rFonts w:ascii="Consolas" w:hAnsi="Consolas" w:eastAsia="맑은 고딕"/>
+          <w:sz w:val="21"/>
+        </w:rPr>
+        <w:t xml:space="preserve">ERROR</w:t>
+      </w:r>
+      <w:r>
+        <w:rPr>
+          <w:rFonts w:ascii="맑은 고딕" w:hAnsi="맑은 고딕" w:eastAsia="맑은 고딕"/>
+          <w:sz w:val="21"/>
+        </w:rPr>
+        <w:t xml:space="preserve"> 열에 </w:t>
+      </w:r>
+      <w:r>
+        <w:rPr>
+          <w:rFonts w:ascii="Consolas" w:hAnsi="Consolas" w:eastAsia="맑은 고딕"/>
+          <w:sz w:val="21"/>
+        </w:rPr>
+        <w:t xml:space="preserve">ORA-03113: end-of-file on communication channel</w:t>
+      </w:r>
+      <w:r>
+        <w:rPr>
+          <w:rFonts w:ascii="맑은 고딕" w:hAnsi="맑은 고딕" w:eastAsia="맑은 고딕"/>
+          <w:sz w:val="21"/>
+        </w:rPr>
+        <w:t xml:space="preserve">이 기록됐다. 이 오류는 "연결이 끊겼다"는 뜻으로, 원인이 네트워크일 수도 Standby 인스턴스 다운일 수도 있다. 구분하려면 Standby 쪽에서 리스너와 인스턴스가 살아 있는지 확인한다. 반대로 </w:t>
+      </w:r>
+      <w:r>
+        <w:rPr>
+          <w:rFonts w:ascii="Consolas" w:hAnsi="Consolas" w:eastAsia="맑은 고딕"/>
+          <w:sz w:val="21"/>
+        </w:rPr>
+        <w:t xml:space="preserve">ORA-12514</w:t>
+      </w:r>
+      <w:r>
+        <w:rPr>
+          <w:rFonts w:ascii="맑은 고딕" w:hAnsi="맑은 고딕" w:eastAsia="맑은 고딕"/>
+          <w:sz w:val="21"/>
+        </w:rPr>
+        <w:t xml:space="preserve">나 </w:t>
+      </w:r>
+      <w:r>
+        <w:rPr>
+          <w:rFonts w:ascii="Consolas" w:hAnsi="Consolas" w:eastAsia="맑은 고딕"/>
+          <w:sz w:val="21"/>
+        </w:rPr>
+        <w:t xml:space="preserve">ORA-01034</w:t>
+      </w:r>
+      <w:r>
+        <w:rPr>
+          <w:rFonts w:ascii="맑은 고딕" w:hAnsi="맑은 고딕" w:eastAsia="맑은 고딕"/>
+          <w:sz w:val="21"/>
+        </w:rPr>
+        <w:t xml:space="preserve">가 보이면 리스너는 살아 있으나 서비스나 인스턴스가 없는 상태다. 3장에서 이 구분을 실습으로 다룬다.</w:t>
       </w:r>
     </w:p>
     <w:p>
@@ -6311,7 +7770,21 @@
           <w:rFonts w:ascii="맑은 고딕" w:hAnsi="맑은 고딕" w:eastAsia="맑은 고딕"/>
           <w:sz w:val="21"/>
         </w:rPr>
-        <w:t>모드를 정한 뒤에도 정기적으로 `PROTECTION_LEVEL`을 확인해야 한다. 설정은 그대로인데 실제 수준이 내려가 있는 상태가 오래 지속되면, 우리는 무손실이라 믿고 있지만 실제로는 아닌 상황이 된다. 이 확인을 자동화해 두는 것이 운영의 기본이다.</w:t>
+        <w:t xml:space="preserve">모드를 정한 뒤에도 정기적으로 </w:t>
+      </w:r>
+      <w:r>
+        <w:rPr>
+          <w:rFonts w:ascii="Consolas" w:hAnsi="Consolas" w:eastAsia="맑은 고딕"/>
+          <w:sz w:val="21"/>
+        </w:rPr>
+        <w:t xml:space="preserve">PROTECTION_LEVEL</w:t>
+      </w:r>
+      <w:r>
+        <w:rPr>
+          <w:rFonts w:ascii="맑은 고딕" w:hAnsi="맑은 고딕" w:eastAsia="맑은 고딕"/>
+          <w:sz w:val="21"/>
+        </w:rPr>
+        <w:t xml:space="preserve">을 확인해야 한다. 설정은 그대로인데 실제 수준이 내려가 있는 상태가 오래 지속되면, 우리는 무손실이라 믿고 있지만 실제로는 아닌 상황이 된다. 이 확인을 자동화해 두는 것이 운영의 기본이다.</w:t>
       </w:r>
     </w:p>
     <w:p>
@@ -6331,7 +7804,91 @@
           <w:rFonts w:ascii="맑은 고딕" w:hAnsi="맑은 고딕" w:eastAsia="맑은 고딕"/>
           <w:sz w:val="21"/>
         </w:rPr>
-        <w:t>리두 전송 방식은 `LOG_ARCHIVE_DEST_n`에 속성으로 기술한다. `SERVICE`·`SYNC/ASYNC`·`AFFIRM/NOAFFIRM`·`VALID_FOR`·`DB_UNIQUE_NAME`이 핵심이다.</w:t>
+        <w:t xml:space="preserve">리두 전송 방식은 </w:t>
+      </w:r>
+      <w:r>
+        <w:rPr>
+          <w:rFonts w:ascii="Consolas" w:hAnsi="Consolas" w:eastAsia="맑은 고딕"/>
+          <w:sz w:val="21"/>
+        </w:rPr>
+        <w:t xml:space="preserve">LOG_ARCHIVE_DEST_n</w:t>
+      </w:r>
+      <w:r>
+        <w:rPr>
+          <w:rFonts w:ascii="맑은 고딕" w:hAnsi="맑은 고딕" w:eastAsia="맑은 고딕"/>
+          <w:sz w:val="21"/>
+        </w:rPr>
+        <w:t xml:space="preserve">에 속성으로 기술한다. </w:t>
+      </w:r>
+      <w:r>
+        <w:rPr>
+          <w:rFonts w:ascii="Consolas" w:hAnsi="Consolas" w:eastAsia="맑은 고딕"/>
+          <w:sz w:val="21"/>
+        </w:rPr>
+        <w:t xml:space="preserve">SERVICE</w:t>
+      </w:r>
+      <w:r>
+        <w:rPr>
+          <w:rFonts w:ascii="맑은 고딕" w:hAnsi="맑은 고딕" w:eastAsia="맑은 고딕"/>
+          <w:sz w:val="21"/>
+        </w:rPr>
+        <w:t xml:space="preserve">·</w:t>
+      </w:r>
+      <w:r>
+        <w:rPr>
+          <w:rFonts w:ascii="Consolas" w:hAnsi="Consolas" w:eastAsia="맑은 고딕"/>
+          <w:sz w:val="21"/>
+        </w:rPr>
+        <w:t xml:space="preserve">SYNC/ASYNC</w:t>
+      </w:r>
+      <w:r>
+        <w:rPr>
+          <w:rFonts w:ascii="맑은 고딕" w:hAnsi="맑은 고딕" w:eastAsia="맑은 고딕"/>
+          <w:sz w:val="21"/>
+        </w:rPr>
+        <w:t xml:space="preserve">·</w:t>
+      </w:r>
+      <w:r>
+        <w:rPr>
+          <w:rFonts w:ascii="Consolas" w:hAnsi="Consolas" w:eastAsia="맑은 고딕"/>
+          <w:sz w:val="21"/>
+        </w:rPr>
+        <w:t xml:space="preserve">AFFIRM/NOAFFIRM</w:t>
+      </w:r>
+      <w:r>
+        <w:rPr>
+          <w:rFonts w:ascii="맑은 고딕" w:hAnsi="맑은 고딕" w:eastAsia="맑은 고딕"/>
+          <w:sz w:val="21"/>
+        </w:rPr>
+        <w:t xml:space="preserve">·</w:t>
+      </w:r>
+      <w:r>
+        <w:rPr>
+          <w:rFonts w:ascii="Consolas" w:hAnsi="Consolas" w:eastAsia="맑은 고딕"/>
+          <w:sz w:val="21"/>
+        </w:rPr>
+        <w:t xml:space="preserve">VALID_FOR</w:t>
+      </w:r>
+      <w:r>
+        <w:rPr>
+          <w:rFonts w:ascii="맑은 고딕" w:hAnsi="맑은 고딕" w:eastAsia="맑은 고딕"/>
+          <w:sz w:val="21"/>
+        </w:rPr>
+        <w:t xml:space="preserve">·</w:t>
+      </w:r>
+      <w:r>
+        <w:rPr>
+          <w:rFonts w:ascii="Consolas" w:hAnsi="Consolas" w:eastAsia="맑은 고딕"/>
+          <w:sz w:val="21"/>
+        </w:rPr>
+        <w:t xml:space="preserve">DB_UNIQUE_NAME</w:t>
+      </w:r>
+      <w:r>
+        <w:rPr>
+          <w:rFonts w:ascii="맑은 고딕" w:hAnsi="맑은 고딕" w:eastAsia="맑은 고딕"/>
+          <w:sz w:val="21"/>
+        </w:rPr>
+        <w:t xml:space="preserve">이 핵심이다.</w:t>
       </w:r>
     </w:p>
     <w:p>
@@ -6343,7 +7900,49 @@
           <w:rFonts w:ascii="맑은 고딕" w:hAnsi="맑은 고딕" w:eastAsia="맑은 고딕"/>
           <w:sz w:val="21"/>
         </w:rPr>
-        <w:t>파라미터 문자열이 아니라 `V$ARCHIVE_DEST`의 열로 확인한다. SYNC로 바꾸면 `TRANSMIT_MODE`가 PARALLELSYNC, `AFFIRM`이 YES가 된다.</w:t>
+        <w:t xml:space="preserve">파라미터 문자열이 아니라 </w:t>
+      </w:r>
+      <w:r>
+        <w:rPr>
+          <w:rFonts w:ascii="Consolas" w:hAnsi="Consolas" w:eastAsia="맑은 고딕"/>
+          <w:sz w:val="21"/>
+        </w:rPr>
+        <w:t xml:space="preserve">V$ARCHIVE_DEST</w:t>
+      </w:r>
+      <w:r>
+        <w:rPr>
+          <w:rFonts w:ascii="맑은 고딕" w:hAnsi="맑은 고딕" w:eastAsia="맑은 고딕"/>
+          <w:sz w:val="21"/>
+        </w:rPr>
+        <w:t xml:space="preserve">의 열로 확인한다. SYNC로 바꾸면 </w:t>
+      </w:r>
+      <w:r>
+        <w:rPr>
+          <w:rFonts w:ascii="Consolas" w:hAnsi="Consolas" w:eastAsia="맑은 고딕"/>
+          <w:sz w:val="21"/>
+        </w:rPr>
+        <w:t xml:space="preserve">TRANSMIT_MODE</w:t>
+      </w:r>
+      <w:r>
+        <w:rPr>
+          <w:rFonts w:ascii="맑은 고딕" w:hAnsi="맑은 고딕" w:eastAsia="맑은 고딕"/>
+          <w:sz w:val="21"/>
+        </w:rPr>
+        <w:t xml:space="preserve">가 PARALLELSYNC, </w:t>
+      </w:r>
+      <w:r>
+        <w:rPr>
+          <w:rFonts w:ascii="Consolas" w:hAnsi="Consolas" w:eastAsia="맑은 고딕"/>
+          <w:sz w:val="21"/>
+        </w:rPr>
+        <w:t xml:space="preserve">AFFIRM</w:t>
+      </w:r>
+      <w:r>
+        <w:rPr>
+          <w:rFonts w:ascii="맑은 고딕" w:hAnsi="맑은 고딕" w:eastAsia="맑은 고딕"/>
+          <w:sz w:val="21"/>
+        </w:rPr>
+        <w:t xml:space="preserve">이 YES가 된다.</w:t>
       </w:r>
     </w:p>
     <w:p>
@@ -6352,10 +7951,31 @@
       </w:pPr>
       <w:r>
         <w:rPr>
+          <w:rFonts w:ascii="Consolas" w:hAnsi="Consolas" w:eastAsia="맑은 고딕"/>
+          <w:sz w:val="21"/>
+        </w:rPr>
+        <w:t xml:space="preserve">VALID_FOR</w:t>
+      </w:r>
+      <w:r>
+        <w:rPr>
           <w:rFonts w:ascii="맑은 고딕" w:hAnsi="맑은 고딕" w:eastAsia="맑은 고딕"/>
           <w:sz w:val="21"/>
         </w:rPr>
-        <w:t>`VALID_FOR`를 잘못 주면 오류 없이 조용히 전송이 멈춘다. `VALID_NOW`가 WRONG VALID_ROLE로 나타난다.</w:t>
+        <w:t xml:space="preserve">를 잘못 주면 오류 없이 조용히 전송이 멈춘다. </w:t>
+      </w:r>
+      <w:r>
+        <w:rPr>
+          <w:rFonts w:ascii="Consolas" w:hAnsi="Consolas" w:eastAsia="맑은 고딕"/>
+          <w:sz w:val="21"/>
+        </w:rPr>
+        <w:t xml:space="preserve">VALID_NOW</w:t>
+      </w:r>
+      <w:r>
+        <w:rPr>
+          <w:rFonts w:ascii="맑은 고딕" w:hAnsi="맑은 고딕" w:eastAsia="맑은 고딕"/>
+          <w:sz w:val="21"/>
+        </w:rPr>
+        <w:t xml:space="preserve">가 WRONG VALID_ROLE로 나타난다.</w:t>
       </w:r>
     </w:p>
     <w:p>
@@ -6388,10 +8008,31 @@
       </w:pPr>
       <w:r>
         <w:rPr>
+          <w:rFonts w:ascii="Consolas" w:hAnsi="Consolas" w:eastAsia="맑은 고딕"/>
+          <w:sz w:val="21"/>
+        </w:rPr>
+        <w:t xml:space="preserve">PROTECTION_MODE</w:t>
+      </w:r>
+      <w:r>
+        <w:rPr>
           <w:rFonts w:ascii="맑은 고딕" w:hAnsi="맑은 고딕" w:eastAsia="맑은 고딕"/>
           <w:sz w:val="21"/>
         </w:rPr>
-        <w:t>`PROTECTION_MODE`는 설정값, `PROTECTION_LEVEL`은 달성 수준이다. 명령 성공만 보지 말고 LEVEL이 따라왔는지 확인한다. RESYNCHRONIZATION은 정상 과도 상태지만 지속되면 문제다.</w:t>
+        <w:t xml:space="preserve">는 설정값, </w:t>
+      </w:r>
+      <w:r>
+        <w:rPr>
+          <w:rFonts w:ascii="Consolas" w:hAnsi="Consolas" w:eastAsia="맑은 고딕"/>
+          <w:sz w:val="21"/>
+        </w:rPr>
+        <w:t xml:space="preserve">PROTECTION_LEVEL</w:t>
+      </w:r>
+      <w:r>
+        <w:rPr>
+          <w:rFonts w:ascii="맑은 고딕" w:hAnsi="맑은 고딕" w:eastAsia="맑은 고딕"/>
+          <w:sz w:val="21"/>
+        </w:rPr>
+        <w:t xml:space="preserve">은 달성 수준이다. 명령 성공만 보지 말고 LEVEL이 따라왔는지 확인한다. RESYNCHRONIZATION은 정상 과도 상태지만 지속되면 문제다.</w:t>
       </w:r>
     </w:p>
     <w:p>
@@ -6427,7 +8068,21 @@
           <w:rFonts w:ascii="맑은 고딕" w:hAnsi="맑은 고딕" w:eastAsia="맑은 고딕"/>
           <w:sz w:val="21"/>
         </w:rPr>
-        <w:t>Maximum Protection에서 Standby를 잃으면 LGWR이 `Instance shutdown required to protect primary`를 남기고 Primary를 종료한다. Standby가 한 대뿐이라면 도입해서는 안 된다.</w:t>
+        <w:t xml:space="preserve">Maximum Protection에서 Standby를 잃으면 LGWR이 </w:t>
+      </w:r>
+      <w:r>
+        <w:rPr>
+          <w:rFonts w:ascii="Consolas" w:hAnsi="Consolas" w:eastAsia="맑은 고딕"/>
+          <w:sz w:val="21"/>
+        </w:rPr>
+        <w:t xml:space="preserve">Instance shutdown required to protect primary</w:t>
+      </w:r>
+      <w:r>
+        <w:rPr>
+          <w:rFonts w:ascii="맑은 고딕" w:hAnsi="맑은 고딕" w:eastAsia="맑은 고딕"/>
+          <w:sz w:val="21"/>
+        </w:rPr>
+        <w:t xml:space="preserve">를 남기고 Primary를 종료한다. Standby가 한 대뿐이라면 도입해서는 안 된다.</w:t>
       </w:r>
     </w:p>
     <w:p>
@@ -6451,7 +8106,105 @@
           <w:rFonts w:ascii="맑은 고딕" w:hAnsi="맑은 고딕" w:eastAsia="맑은 고딕"/>
           <w:sz w:val="21"/>
         </w:rPr>
-        <w:t>진단 순서는 `V$ARCHIVE_DEST`의 `VALID_NOW` → `V$ARCHIVE_DEST_STATUS`의 `STATUS`·`ERROR` → `V$DATAGUARD_PROCESS`의 `ACTION`이다. DEFERRED(사람이 끔)와 DISABLED(오라클이 끔)를 구분한다.</w:t>
+        <w:t xml:space="preserve">진단 순서는 </w:t>
+      </w:r>
+      <w:r>
+        <w:rPr>
+          <w:rFonts w:ascii="Consolas" w:hAnsi="Consolas" w:eastAsia="맑은 고딕"/>
+          <w:sz w:val="21"/>
+        </w:rPr>
+        <w:t xml:space="preserve">V$ARCHIVE_DEST</w:t>
+      </w:r>
+      <w:r>
+        <w:rPr>
+          <w:rFonts w:ascii="맑은 고딕" w:hAnsi="맑은 고딕" w:eastAsia="맑은 고딕"/>
+          <w:sz w:val="21"/>
+        </w:rPr>
+        <w:t xml:space="preserve">의 </w:t>
+      </w:r>
+      <w:r>
+        <w:rPr>
+          <w:rFonts w:ascii="Consolas" w:hAnsi="Consolas" w:eastAsia="맑은 고딕"/>
+          <w:sz w:val="21"/>
+        </w:rPr>
+        <w:t xml:space="preserve">VALID_NOW</w:t>
+      </w:r>
+      <w:r>
+        <w:rPr>
+          <w:rFonts w:ascii="맑은 고딕" w:hAnsi="맑은 고딕" w:eastAsia="맑은 고딕"/>
+          <w:sz w:val="21"/>
+        </w:rPr>
+        <w:t xml:space="preserve"> → </w:t>
+      </w:r>
+      <w:r>
+        <w:rPr>
+          <w:rFonts w:ascii="Consolas" w:hAnsi="Consolas" w:eastAsia="맑은 고딕"/>
+          <w:sz w:val="21"/>
+        </w:rPr>
+        <w:t xml:space="preserve">V$ARCHIVE_DEST_STATUS</w:t>
+      </w:r>
+      <w:r>
+        <w:rPr>
+          <w:rFonts w:ascii="맑은 고딕" w:hAnsi="맑은 고딕" w:eastAsia="맑은 고딕"/>
+          <w:sz w:val="21"/>
+        </w:rPr>
+        <w:t xml:space="preserve">의 </w:t>
+      </w:r>
+      <w:r>
+        <w:rPr>
+          <w:rFonts w:ascii="Consolas" w:hAnsi="Consolas" w:eastAsia="맑은 고딕"/>
+          <w:sz w:val="21"/>
+        </w:rPr>
+        <w:t xml:space="preserve">STATUS</w:t>
+      </w:r>
+      <w:r>
+        <w:rPr>
+          <w:rFonts w:ascii="맑은 고딕" w:hAnsi="맑은 고딕" w:eastAsia="맑은 고딕"/>
+          <w:sz w:val="21"/>
+        </w:rPr>
+        <w:t xml:space="preserve">·</w:t>
+      </w:r>
+      <w:r>
+        <w:rPr>
+          <w:rFonts w:ascii="Consolas" w:hAnsi="Consolas" w:eastAsia="맑은 고딕"/>
+          <w:sz w:val="21"/>
+        </w:rPr>
+        <w:t xml:space="preserve">ERROR</w:t>
+      </w:r>
+      <w:r>
+        <w:rPr>
+          <w:rFonts w:ascii="맑은 고딕" w:hAnsi="맑은 고딕" w:eastAsia="맑은 고딕"/>
+          <w:sz w:val="21"/>
+        </w:rPr>
+        <w:t xml:space="preserve"> → </w:t>
+      </w:r>
+      <w:r>
+        <w:rPr>
+          <w:rFonts w:ascii="Consolas" w:hAnsi="Consolas" w:eastAsia="맑은 고딕"/>
+          <w:sz w:val="21"/>
+        </w:rPr>
+        <w:t xml:space="preserve">V$DATAGUARD_PROCESS</w:t>
+      </w:r>
+      <w:r>
+        <w:rPr>
+          <w:rFonts w:ascii="맑은 고딕" w:hAnsi="맑은 고딕" w:eastAsia="맑은 고딕"/>
+          <w:sz w:val="21"/>
+        </w:rPr>
+        <w:t xml:space="preserve">의 </w:t>
+      </w:r>
+      <w:r>
+        <w:rPr>
+          <w:rFonts w:ascii="Consolas" w:hAnsi="Consolas" w:eastAsia="맑은 고딕"/>
+          <w:sz w:val="21"/>
+        </w:rPr>
+        <w:t xml:space="preserve">ACTION</w:t>
+      </w:r>
+      <w:r>
+        <w:rPr>
+          <w:rFonts w:ascii="맑은 고딕" w:hAnsi="맑은 고딕" w:eastAsia="맑은 고딕"/>
+          <w:sz w:val="21"/>
+        </w:rPr>
+        <w:t xml:space="preserve">이다. DEFERRED(사람이 끔)와 DISABLED(오라클이 끔)를 구분한다.</w:t>
       </w:r>
     </w:p>
     <w:p>
@@ -6460,10 +8213,17 @@
       </w:pPr>
       <w:r>
         <w:rPr>
+          <w:rFonts w:ascii="Consolas" w:hAnsi="Consolas" w:eastAsia="맑은 고딕"/>
+          <w:sz w:val="21"/>
+        </w:rPr>
+        <w:t xml:space="preserve">NET_TIMEOUT</w:t>
+      </w:r>
+      <w:r>
+        <w:rPr>
           <w:rFonts w:ascii="맑은 고딕" w:hAnsi="맑은 고딕" w:eastAsia="맑은 고딕"/>
           <w:sz w:val="21"/>
         </w:rPr>
-        <w:t>`NET_TIMEOUT`은 "네트워크가 몇 초 흔들리면 서비스를 멈출 것인가"를 정하는 값이다. 회선 품질을 측정한 뒤 정한다.</w:t>
+        <w:t xml:space="preserve">은 "네트워크가 몇 초 흔들리면 서비스를 멈출 것인가"를 정하는 값이다. 회선 품질을 측정한 뒤 정한다.</w:t>
       </w:r>
     </w:p>
     <w:p>
@@ -6489,25 +8249,35 @@
           <w:rFonts w:ascii="맑은 고딕" w:hAnsi="맑은 고딕" w:eastAsia="맑은 고딕"/>
           <w:sz w:val="21"/>
         </w:rPr>
-        <w:t>첫째, 보호 모드 전환 명령이 바뀐다. `ALTER DATABASE SET STANDBY DATABASE TO MAXIMIZE ...` 대신 DGMGRL에서 `EDIT CONFIGURATION SET PROTECTION MODE AS MAXAVAILABILITY`를 쓴다. Broker가 필요한 파라미터를 양쪽 노드에 알아서 배포하므로 절차가 짧아진다.</w:t>
-      </w:r>
-    </w:p>
-    <w:p>
+        <w:t xml:space="preserve">첫째, 보호 모드 전환 명령이 바뀐다. </w:t>
+      </w:r>
+      <w:r>
+        <w:rPr>
+          <w:rFonts w:ascii="Consolas" w:hAnsi="Consolas" w:eastAsia="맑은 고딕"/>
+          <w:sz w:val="21"/>
+        </w:rPr>
+        <w:t xml:space="preserve">ALTER DATABASE SET STANDBY DATABASE TO MAXIMIZE ...</w:t>
+      </w:r>
       <w:r>
         <w:rPr>
           <w:rFonts w:ascii="맑은 고딕" w:hAnsi="맑은 고딕" w:eastAsia="맑은 고딕"/>
           <w:sz w:val="21"/>
         </w:rPr>
-        <w:t>둘째, 전송 방식은 파라미터가 아니라 데이터베이스 속성으로 지정한다. `EDIT DATABASE boston SET PROPERTY LogXptMode='SYNC'`가 `LOG_ARCHIVE_DEST_2`의 SYNC/ASYNC를 대신한다. Broker는 이 속성을 읽어 실제 파라미터를 스스로 작성한다.</w:t>
-      </w:r>
-    </w:p>
-    <w:p>
+        <w:t xml:space="preserve"> 대신 DGMGRL에서 </w:t>
+      </w:r>
+      <w:r>
+        <w:rPr>
+          <w:rFonts w:ascii="Consolas" w:hAnsi="Consolas" w:eastAsia="맑은 고딕"/>
+          <w:sz w:val="21"/>
+        </w:rPr>
+        <w:t xml:space="preserve">EDIT CONFIGURATION SET PROTECTION MODE AS MAXAVAILABILITY</w:t>
+      </w:r>
       <w:r>
         <w:rPr>
           <w:rFonts w:ascii="맑은 고딕" w:hAnsi="맑은 고딕" w:eastAsia="맑은 고딕"/>
           <w:sz w:val="21"/>
         </w:rPr>
-        <w:t>셋째, 그래서 **Broker를 쓰는 환경에서 `LOG_ARCHIVE_DEST_n`을 손으로 고치면 안 된다.** 고쳐도 Broker가 되돌리거나 경고를 낸다. 13장 실습 04에서 이 상황을 직접 재현한다. 두 방식을 섞어 쓰지 않는 원칙을 정해 두어야 하는 이유다.</w:t>
+        <w:t xml:space="preserve">를 쓴다. Broker가 필요한 파라미터를 양쪽 노드에 알아서 배포하므로 절차가 짧아진다.</w:t>
       </w:r>
     </w:p>
     <w:p>
@@ -6516,16 +8286,163 @@
           <w:rFonts w:ascii="맑은 고딕" w:hAnsi="맑은 고딕" w:eastAsia="맑은 고딕"/>
           <w:sz w:val="21"/>
         </w:rPr>
-        <w:t>넷째, 진단 도구도 늘어난다. `SHOW CONFIGURATION`이 구성 전체의 보호 모드와 상태를 한 화면에 보여 주고, `VALIDATE DATABASE`가 "지금 이 모드로 올릴 수 있는가"를 미리 점검해 준다. 이 장에서 ORA-01126을 만나며 시행착오로 알아낸 요건을, Broker는 명령 하나로 알려 준다.</w:t>
-      </w:r>
-    </w:p>
-    <w:p>
+        <w:t xml:space="preserve">둘째, 전송 방식은 파라미터가 아니라 데이터베이스 속성으로 지정한다. </w:t>
+      </w:r>
+      <w:r>
+        <w:rPr>
+          <w:rFonts w:ascii="Consolas" w:hAnsi="Consolas" w:eastAsia="맑은 고딕"/>
+          <w:sz w:val="21"/>
+        </w:rPr>
+        <w:t xml:space="preserve">EDIT DATABASE boston SET PROPERTY LogXptMode='SYNC'</w:t>
+      </w:r>
       <w:r>
         <w:rPr>
           <w:rFonts w:ascii="맑은 고딕" w:hAnsi="맑은 고딕" w:eastAsia="맑은 고딕"/>
           <w:sz w:val="21"/>
         </w:rPr>
-        <w:t>그럼에도 이 장을 SQL로 먼저 배우는 이유는 분명하다. Broker가 감춰 둔 것이 무엇인지 알아야 Broker가 이상하게 굴 때 원인을 찾을 수 있다. `SHOW CONFIGURATION`이 "WARNING: ORA-16809"를 띄웠을 때, 그 뒤에 `PROTECTION_LEVEL`과 `VALID_NOW`가 있다는 것을 아는 사람과 모르는 사람의 진단 속도는 크게 다르다.</w:t>
+        <w:t xml:space="preserve">가 </w:t>
+      </w:r>
+      <w:r>
+        <w:rPr>
+          <w:rFonts w:ascii="Consolas" w:hAnsi="Consolas" w:eastAsia="맑은 고딕"/>
+          <w:sz w:val="21"/>
+        </w:rPr>
+        <w:t xml:space="preserve">LOG_ARCHIVE_DEST_2</w:t>
+      </w:r>
+      <w:r>
+        <w:rPr>
+          <w:rFonts w:ascii="맑은 고딕" w:hAnsi="맑은 고딕" w:eastAsia="맑은 고딕"/>
+          <w:sz w:val="21"/>
+        </w:rPr>
+        <w:t xml:space="preserve">의 SYNC/ASYNC를 대신한다. Broker는 이 속성을 읽어 실제 파라미터를 스스로 작성한다.</w:t>
+      </w:r>
+    </w:p>
+    <w:p>
+      <w:r>
+        <w:rPr>
+          <w:rFonts w:ascii="맑은 고딕" w:hAnsi="맑은 고딕" w:eastAsia="맑은 고딕"/>
+          <w:sz w:val="21"/>
+        </w:rPr>
+        <w:t xml:space="preserve">셋째, 그래서 </w:t>
+      </w:r>
+      <w:r>
+        <w:rPr>
+          <w:rFonts w:ascii="맑은 고딕" w:hAnsi="맑은 고딕" w:eastAsia="맑은 고딕"/>
+          <w:b/>
+          <w:sz w:val="21"/>
+        </w:rPr>
+        <w:t xml:space="preserve">Broker를 쓰는 환경에서 </w:t>
+      </w:r>
+      <w:r>
+        <w:rPr>
+          <w:rFonts w:ascii="Consolas" w:hAnsi="Consolas" w:eastAsia="맑은 고딕"/>
+          <w:b/>
+          <w:sz w:val="21"/>
+        </w:rPr>
+        <w:t xml:space="preserve">LOG_ARCHIVE_DEST_n</w:t>
+      </w:r>
+      <w:r>
+        <w:rPr>
+          <w:rFonts w:ascii="맑은 고딕" w:hAnsi="맑은 고딕" w:eastAsia="맑은 고딕"/>
+          <w:b/>
+          <w:sz w:val="21"/>
+        </w:rPr>
+        <w:t xml:space="preserve">을 손으로 고치면 안 된다.</w:t>
+      </w:r>
+      <w:r>
+        <w:rPr>
+          <w:rFonts w:ascii="맑은 고딕" w:hAnsi="맑은 고딕" w:eastAsia="맑은 고딕"/>
+          <w:sz w:val="21"/>
+        </w:rPr>
+        <w:t xml:space="preserve"> 고쳐도 Broker가 되돌리거나 경고를 낸다. 13장 실습 04에서 이 상황을 직접 재현한다. 두 방식을 섞어 쓰지 않는 원칙을 정해 두어야 하는 이유다.</w:t>
+      </w:r>
+    </w:p>
+    <w:p>
+      <w:r>
+        <w:rPr>
+          <w:rFonts w:ascii="맑은 고딕" w:hAnsi="맑은 고딕" w:eastAsia="맑은 고딕"/>
+          <w:sz w:val="21"/>
+        </w:rPr>
+        <w:t xml:space="preserve">넷째, 진단 도구도 늘어난다. </w:t>
+      </w:r>
+      <w:r>
+        <w:rPr>
+          <w:rFonts w:ascii="Consolas" w:hAnsi="Consolas" w:eastAsia="맑은 고딕"/>
+          <w:sz w:val="21"/>
+        </w:rPr>
+        <w:t xml:space="preserve">SHOW CONFIGURATION</w:t>
+      </w:r>
+      <w:r>
+        <w:rPr>
+          <w:rFonts w:ascii="맑은 고딕" w:hAnsi="맑은 고딕" w:eastAsia="맑은 고딕"/>
+          <w:sz w:val="21"/>
+        </w:rPr>
+        <w:t xml:space="preserve">이 구성 전체의 보호 모드와 상태를 한 화면에 보여 주고, </w:t>
+      </w:r>
+      <w:r>
+        <w:rPr>
+          <w:rFonts w:ascii="Consolas" w:hAnsi="Consolas" w:eastAsia="맑은 고딕"/>
+          <w:sz w:val="21"/>
+        </w:rPr>
+        <w:t xml:space="preserve">VALIDATE DATABASE</w:t>
+      </w:r>
+      <w:r>
+        <w:rPr>
+          <w:rFonts w:ascii="맑은 고딕" w:hAnsi="맑은 고딕" w:eastAsia="맑은 고딕"/>
+          <w:sz w:val="21"/>
+        </w:rPr>
+        <w:t xml:space="preserve">가 "지금 이 모드로 올릴 수 있는가"를 미리 점검해 준다. 이 장에서 ORA-01126을 만나며 시행착오로 알아낸 요건을, Broker는 명령 하나로 알려 준다.</w:t>
+      </w:r>
+    </w:p>
+    <w:p>
+      <w:r>
+        <w:rPr>
+          <w:rFonts w:ascii="맑은 고딕" w:hAnsi="맑은 고딕" w:eastAsia="맑은 고딕"/>
+          <w:sz w:val="21"/>
+        </w:rPr>
+        <w:t xml:space="preserve">그럼에도 이 장을 SQL로 먼저 배우는 이유는 분명하다. Broker가 감춰 둔 것이 무엇인지 알아야 Broker가 이상하게 굴 때 원인을 찾을 수 있다. </w:t>
+      </w:r>
+      <w:r>
+        <w:rPr>
+          <w:rFonts w:ascii="Consolas" w:hAnsi="Consolas" w:eastAsia="맑은 고딕"/>
+          <w:sz w:val="21"/>
+        </w:rPr>
+        <w:t xml:space="preserve">SHOW CONFIGURATION</w:t>
+      </w:r>
+      <w:r>
+        <w:rPr>
+          <w:rFonts w:ascii="맑은 고딕" w:hAnsi="맑은 고딕" w:eastAsia="맑은 고딕"/>
+          <w:sz w:val="21"/>
+        </w:rPr>
+        <w:t xml:space="preserve">이 "WARNING: ORA-16809"를 띄웠을 때, 그 뒤에 </w:t>
+      </w:r>
+      <w:r>
+        <w:rPr>
+          <w:rFonts w:ascii="Consolas" w:hAnsi="Consolas" w:eastAsia="맑은 고딕"/>
+          <w:sz w:val="21"/>
+        </w:rPr>
+        <w:t xml:space="preserve">PROTECTION_LEVEL</w:t>
+      </w:r>
+      <w:r>
+        <w:rPr>
+          <w:rFonts w:ascii="맑은 고딕" w:hAnsi="맑은 고딕" w:eastAsia="맑은 고딕"/>
+          <w:sz w:val="21"/>
+        </w:rPr>
+        <w:t xml:space="preserve">과 </w:t>
+      </w:r>
+      <w:r>
+        <w:rPr>
+          <w:rFonts w:ascii="Consolas" w:hAnsi="Consolas" w:eastAsia="맑은 고딕"/>
+          <w:sz w:val="21"/>
+        </w:rPr>
+        <w:t xml:space="preserve">VALID_NOW</w:t>
+      </w:r>
+      <w:r>
+        <w:rPr>
+          <w:rFonts w:ascii="맑은 고딕" w:hAnsi="맑은 고딕" w:eastAsia="맑은 고딕"/>
+          <w:sz w:val="21"/>
+        </w:rPr>
+        <w:t xml:space="preserve">가 있다는 것을 아는 사람과 모르는 사람의 진단 속도는 크게 다르다.</w:t>
       </w:r>
     </w:p>
     <w:p>
@@ -6570,7 +8487,35 @@
                 <w:rFonts w:ascii="맑은 고딕" w:hAnsi="맑은 고딕" w:eastAsia="맑은 고딕"/>
                 <w:sz w:val="20"/>
               </w:rPr>
-              <w:t>Q1. `PROTECTION_MODE`가 MAXIMUM AVAILABILITY인데 `PROTECTION_LEVEL`이 RESYNCHRONIZATION이다. 무엇을 확인해야 하는가?</w:t>
+              <w:t xml:space="preserve">Q1. </w:t>
+            </w:r>
+            <w:r>
+              <w:rPr>
+                <w:rFonts w:ascii="Consolas" w:hAnsi="Consolas" w:eastAsia="맑은 고딕"/>
+                <w:sz w:val="20"/>
+              </w:rPr>
+              <w:t xml:space="preserve">PROTECTION_MODE</w:t>
+            </w:r>
+            <w:r>
+              <w:rPr>
+                <w:rFonts w:ascii="맑은 고딕" w:hAnsi="맑은 고딕" w:eastAsia="맑은 고딕"/>
+                <w:sz w:val="20"/>
+              </w:rPr>
+              <w:t xml:space="preserve">가 MAXIMUM AVAILABILITY인데 </w:t>
+            </w:r>
+            <w:r>
+              <w:rPr>
+                <w:rFonts w:ascii="Consolas" w:hAnsi="Consolas" w:eastAsia="맑은 고딕"/>
+                <w:sz w:val="20"/>
+              </w:rPr>
+              <w:t xml:space="preserve">PROTECTION_LEVEL</w:t>
+            </w:r>
+            <w:r>
+              <w:rPr>
+                <w:rFonts w:ascii="맑은 고딕" w:hAnsi="맑은 고딕" w:eastAsia="맑은 고딕"/>
+                <w:sz w:val="20"/>
+              </w:rPr>
+              <w:t xml:space="preserve">이 RESYNCHRONIZATION이다. 무엇을 확인해야 하는가?</w:t>
             </w:r>
           </w:p>
           <w:p>
@@ -6582,7 +8527,35 @@
                 <w:rFonts w:ascii="맑은 고딕" w:hAnsi="맑은 고딕" w:eastAsia="맑은 고딕"/>
                 <w:sz w:val="20"/>
               </w:rPr>
-              <w:t>Q2. `V$ARCHIVE_DEST`의 `VALID_NOW`가 WRONG VALID_ROLE이다. 어떤 설정이 잘못됐고 증상은 어떻게 나타나는가?</w:t>
+              <w:t xml:space="preserve">Q2. </w:t>
+            </w:r>
+            <w:r>
+              <w:rPr>
+                <w:rFonts w:ascii="Consolas" w:hAnsi="Consolas" w:eastAsia="맑은 고딕"/>
+                <w:sz w:val="20"/>
+              </w:rPr>
+              <w:t xml:space="preserve">V$ARCHIVE_DEST</w:t>
+            </w:r>
+            <w:r>
+              <w:rPr>
+                <w:rFonts w:ascii="맑은 고딕" w:hAnsi="맑은 고딕" w:eastAsia="맑은 고딕"/>
+                <w:sz w:val="20"/>
+              </w:rPr>
+              <w:t xml:space="preserve">의 </w:t>
+            </w:r>
+            <w:r>
+              <w:rPr>
+                <w:rFonts w:ascii="Consolas" w:hAnsi="Consolas" w:eastAsia="맑은 고딕"/>
+                <w:sz w:val="20"/>
+              </w:rPr>
+              <w:t xml:space="preserve">VALID_NOW</w:t>
+            </w:r>
+            <w:r>
+              <w:rPr>
+                <w:rFonts w:ascii="맑은 고딕" w:hAnsi="맑은 고딕" w:eastAsia="맑은 고딕"/>
+                <w:sz w:val="20"/>
+              </w:rPr>
+              <w:t xml:space="preserve">가 WRONG VALID_ROLE이다. 어떤 설정이 잘못됐고 증상은 어떻게 나타나는가?</w:t>
             </w:r>
           </w:p>
           <w:p>
@@ -6594,7 +8567,35 @@
                 <w:rFonts w:ascii="맑은 고딕" w:hAnsi="맑은 고딕" w:eastAsia="맑은 고딕"/>
                 <w:sz w:val="20"/>
               </w:rPr>
-              <w:t>Q3. `TRANSMIT_MODE`가 PARALLELSYNC이고 `AFFIRM`이 YES라면 어떤 설정을 한 것인가? 이때 새로 뜨는 프로세스는?</w:t>
+              <w:t xml:space="preserve">Q3. </w:t>
+            </w:r>
+            <w:r>
+              <w:rPr>
+                <w:rFonts w:ascii="Consolas" w:hAnsi="Consolas" w:eastAsia="맑은 고딕"/>
+                <w:sz w:val="20"/>
+              </w:rPr>
+              <w:t xml:space="preserve">TRANSMIT_MODE</w:t>
+            </w:r>
+            <w:r>
+              <w:rPr>
+                <w:rFonts w:ascii="맑은 고딕" w:hAnsi="맑은 고딕" w:eastAsia="맑은 고딕"/>
+                <w:sz w:val="20"/>
+              </w:rPr>
+              <w:t xml:space="preserve">가 PARALLELSYNC이고 </w:t>
+            </w:r>
+            <w:r>
+              <w:rPr>
+                <w:rFonts w:ascii="Consolas" w:hAnsi="Consolas" w:eastAsia="맑은 고딕"/>
+                <w:sz w:val="20"/>
+              </w:rPr>
+              <w:t xml:space="preserve">AFFIRM</w:t>
+            </w:r>
+            <w:r>
+              <w:rPr>
+                <w:rFonts w:ascii="맑은 고딕" w:hAnsi="맑은 고딕" w:eastAsia="맑은 고딕"/>
+                <w:sz w:val="20"/>
+              </w:rPr>
+              <w:t xml:space="preserve">이 YES라면 어떤 설정을 한 것인가? 이때 새로 뜨는 프로세스는?</w:t>
             </w:r>
           </w:p>
           <w:p>
@@ -6618,7 +8619,21 @@
                 <w:rFonts w:ascii="맑은 고딕" w:hAnsi="맑은 고딕" w:eastAsia="맑은 고딕"/>
                 <w:sz w:val="20"/>
               </w:rPr>
-              <w:t>Q5. Maximum Protection 상태에서 Standby에 `SHUTDOWN IMMEDIATE`를 실행하면 어떤 오류가 나는가? 왜 그런가?</w:t>
+              <w:t xml:space="preserve">Q5. Maximum Protection 상태에서 Standby에 </w:t>
+            </w:r>
+            <w:r>
+              <w:rPr>
+                <w:rFonts w:ascii="Consolas" w:hAnsi="Consolas" w:eastAsia="맑은 고딕"/>
+                <w:sz w:val="20"/>
+              </w:rPr>
+              <w:t xml:space="preserve">SHUTDOWN IMMEDIATE</w:t>
+            </w:r>
+            <w:r>
+              <w:rPr>
+                <w:rFonts w:ascii="맑은 고딕" w:hAnsi="맑은 고딕" w:eastAsia="맑은 고딕"/>
+                <w:sz w:val="20"/>
+              </w:rPr>
+              <w:t xml:space="preserve">를 실행하면 어떤 오류가 나는가? 왜 그런가?</w:t>
             </w:r>
           </w:p>
           <w:p>
@@ -6651,7 +8666,22 @@
           <w:rFonts w:ascii="맑은 고딕" w:hAnsi="맑은 고딕" w:eastAsia="맑은 고딕"/>
           <w:sz w:val="21"/>
         </w:rPr>
-        <w:t>이 장의 실습은 5개다. 보호 모드와 전송 파라미터를 실제로 바꾸므로 **반드시 마지막에 Maximum Performance + ASYNC로 원복**한다. 실습 04는 Primary를 종료시키므로 다른 실습과 겹치지 않게 진행한다.</w:t>
+        <w:t xml:space="preserve">이 장의 실습은 5개다. 보호 모드와 전송 파라미터를 실제로 바꾸므로 </w:t>
+      </w:r>
+      <w:r>
+        <w:rPr>
+          <w:rFonts w:ascii="맑은 고딕" w:hAnsi="맑은 고딕" w:eastAsia="맑은 고딕"/>
+          <w:b/>
+          <w:sz w:val="21"/>
+        </w:rPr>
+        <w:t xml:space="preserve">반드시 마지막에 Maximum Performance + ASYNC로 원복</w:t>
+      </w:r>
+      <w:r>
+        <w:rPr>
+          <w:rFonts w:ascii="맑은 고딕" w:hAnsi="맑은 고딕" w:eastAsia="맑은 고딕"/>
+          <w:sz w:val="21"/>
+        </w:rPr>
+        <w:t xml:space="preserve">한다. 실습 04는 Primary를 종료시키므로 다른 실습과 겹치지 않게 진행한다.</w:t>
       </w:r>
     </w:p>
     <w:p>
@@ -6663,7 +8693,35 @@
           <w:rFonts w:ascii="맑은 고딕" w:hAnsi="맑은 고딕" w:eastAsia="맑은 고딕"/>
           <w:sz w:val="21"/>
         </w:rPr>
-        <w:t>실습 01 — 현재 보호 모드 확인: `PROTECTION_MODE`와 `PROTECTION_LEVEL`의 차이를 확인하고 양쪽 노드의 SRL 요건을 점검한다.</w:t>
+        <w:t xml:space="preserve">실습 01 — 현재 보호 모드 확인: </w:t>
+      </w:r>
+      <w:r>
+        <w:rPr>
+          <w:rFonts w:ascii="Consolas" w:hAnsi="Consolas" w:eastAsia="맑은 고딕"/>
+          <w:sz w:val="21"/>
+        </w:rPr>
+        <w:t xml:space="preserve">PROTECTION_MODE</w:t>
+      </w:r>
+      <w:r>
+        <w:rPr>
+          <w:rFonts w:ascii="맑은 고딕" w:hAnsi="맑은 고딕" w:eastAsia="맑은 고딕"/>
+          <w:sz w:val="21"/>
+        </w:rPr>
+        <w:t xml:space="preserve">와 </w:t>
+      </w:r>
+      <w:r>
+        <w:rPr>
+          <w:rFonts w:ascii="Consolas" w:hAnsi="Consolas" w:eastAsia="맑은 고딕"/>
+          <w:sz w:val="21"/>
+        </w:rPr>
+        <w:t xml:space="preserve">PROTECTION_LEVEL</w:t>
+      </w:r>
+      <w:r>
+        <w:rPr>
+          <w:rFonts w:ascii="맑은 고딕" w:hAnsi="맑은 고딕" w:eastAsia="맑은 고딕"/>
+          <w:sz w:val="21"/>
+        </w:rPr>
+        <w:t xml:space="preserve">의 차이를 확인하고 양쪽 노드의 SRL 요건을 점검한다.</w:t>
       </w:r>
     </w:p>
     <w:p>
@@ -6675,7 +8733,49 @@
           <w:rFonts w:ascii="맑은 고딕" w:hAnsi="맑은 고딕" w:eastAsia="맑은 고딕"/>
           <w:sz w:val="21"/>
         </w:rPr>
-        <w:t>실습 02 — `LOG_ARCHIVE_DEST_2` 속성 해부: SYNC/ASYNC·AFFIRM·VALID_FOR를 바꿔 가며 `V$ARCHIVE_DEST`의 변화를 관찰한다. `VALID_FOR` 오설정으로 WRONG VALID_ROLE을 재현한다.</w:t>
+        <w:t xml:space="preserve">실습 02 — </w:t>
+      </w:r>
+      <w:r>
+        <w:rPr>
+          <w:rFonts w:ascii="Consolas" w:hAnsi="Consolas" w:eastAsia="맑은 고딕"/>
+          <w:sz w:val="21"/>
+        </w:rPr>
+        <w:t xml:space="preserve">LOG_ARCHIVE_DEST_2</w:t>
+      </w:r>
+      <w:r>
+        <w:rPr>
+          <w:rFonts w:ascii="맑은 고딕" w:hAnsi="맑은 고딕" w:eastAsia="맑은 고딕"/>
+          <w:sz w:val="21"/>
+        </w:rPr>
+        <w:t xml:space="preserve"> 속성 해부: SYNC/ASYNC·AFFIRM·VALID_FOR를 바꿔 가며 </w:t>
+      </w:r>
+      <w:r>
+        <w:rPr>
+          <w:rFonts w:ascii="Consolas" w:hAnsi="Consolas" w:eastAsia="맑은 고딕"/>
+          <w:sz w:val="21"/>
+        </w:rPr>
+        <w:t xml:space="preserve">V$ARCHIVE_DEST</w:t>
+      </w:r>
+      <w:r>
+        <w:rPr>
+          <w:rFonts w:ascii="맑은 고딕" w:hAnsi="맑은 고딕" w:eastAsia="맑은 고딕"/>
+          <w:sz w:val="21"/>
+        </w:rPr>
+        <w:t xml:space="preserve">의 변화를 관찰한다. </w:t>
+      </w:r>
+      <w:r>
+        <w:rPr>
+          <w:rFonts w:ascii="Consolas" w:hAnsi="Consolas" w:eastAsia="맑은 고딕"/>
+          <w:sz w:val="21"/>
+        </w:rPr>
+        <w:t xml:space="preserve">VALID_FOR</w:t>
+      </w:r>
+      <w:r>
+        <w:rPr>
+          <w:rFonts w:ascii="맑은 고딕" w:hAnsi="맑은 고딕" w:eastAsia="맑은 고딕"/>
+          <w:sz w:val="21"/>
+        </w:rPr>
+        <w:t xml:space="preserve"> 오설정으로 WRONG VALID_ROLE을 재현한다.</w:t>
       </w:r>
     </w:p>
     <w:p>
@@ -6711,10 +8811,26 @@
           <w:rFonts w:ascii="맑은 고딕" w:hAnsi="맑은 고딕" w:eastAsia="맑은 고딕"/>
           <w:sz w:val="21"/>
         </w:rPr>
-        <w:t>실습 05 — MODE와 LEVEL 어긋남: RESYNCHRONIZATION을 재현하고 해소한다. `V$ARCHIVE_DEST_STATUS`의 ORA-03113도 함께 관찰한다.</w:t>
+        <w:t xml:space="preserve">실습 05 — MODE와 LEVEL 어긋남: RESYNCHRONIZATION을 재현하고 해소한다. </w:t>
+      </w:r>
+      <w:r>
+        <w:rPr>
+          <w:rFonts w:ascii="Consolas" w:hAnsi="Consolas" w:eastAsia="맑은 고딕"/>
+          <w:sz w:val="21"/>
+        </w:rPr>
+        <w:t xml:space="preserve">V$ARCHIVE_DEST_STATUS</w:t>
+      </w:r>
+      <w:r>
+        <w:rPr>
+          <w:rFonts w:ascii="맑은 고딕" w:hAnsi="맑은 고딕" w:eastAsia="맑은 고딕"/>
+          <w:sz w:val="21"/>
+        </w:rPr>
+        <w:t xml:space="preserve">의 ORA-03113도 함께 관찰한다.</w:t>
       </w:r>
     </w:p>
     <w:sectPr>
+      <w:headerReference w:type="default" r:id="rId9"/>
+      <w:footerReference w:type="default" r:id="rId10"/>
       <w:pgSz w:w="12240" w:h="15840"/>
       <w:pgMar w:top="1440" w:right="1800" w:bottom="1440" w:left="1800" w:header="720" w:footer="720" w:gutter="0"/>
       <w:cols w:space="720"/>
@@ -6722,6 +8838,26 @@
     </w:sectPr>
   </w:body>
 </w:document>
+</file>
+
+<file path=word/footer1.xml><?xml version="1.0" encoding="utf-8"?>
+<w:ftr xmlns:m="http://schemas.openxmlformats.org/officeDocument/2006/math" xmlns:mc="http://schemas.openxmlformats.org/markup-compatibility/2006" xmlns:mo="http://schemas.microsoft.com/office/mac/office/2008/main" xmlns:mv="urn:schemas-microsoft-com:mac:vml" xmlns:o="urn:schemas-microsoft-com:office:office" xmlns:r="http://schemas.openxmlformats.org/officeDocument/2006/relationships" xmlns:v="urn:schemas-microsoft-com:vml" xmlns:w10="urn:schemas-microsoft-com:office:word" xmlns:w14="http://schemas.microsoft.com/office/word/2010/wordml" xmlns:w="http://schemas.openxmlformats.org/wordprocessingml/2006/main" xmlns:wne="http://schemas.microsoft.com/office/word/2006/wordml" xmlns:wp14="http://schemas.microsoft.com/office/word/2010/wordprocessingDrawing" xmlns:wp="http://schemas.openxmlformats.org/drawingml/2006/wordprocessingDrawing" xmlns:wpc="http://schemas.microsoft.com/office/word/2010/wordprocessingCanvas" xmlns:wpg="http://schemas.microsoft.com/office/word/2010/wordprocessingGroup" xmlns:wpi="http://schemas.microsoft.com/office/word/2010/wordprocessingInk" xmlns:wps="http://schemas.microsoft.com/office/word/2010/wordprocessingShape" mc:Ignorable="w14 wp14">
+  <w:p>
+    <w:pPr>
+      <w:pStyle w:val="Footer"/>
+    </w:pPr>
+  </w:p>
+</w:ftr>
+</file>
+
+<file path=word/header1.xml><?xml version="1.0" encoding="utf-8"?>
+<w:hdr xmlns:m="http://schemas.openxmlformats.org/officeDocument/2006/math" xmlns:mc="http://schemas.openxmlformats.org/markup-compatibility/2006" xmlns:mo="http://schemas.microsoft.com/office/mac/office/2008/main" xmlns:mv="urn:schemas-microsoft-com:mac:vml" xmlns:o="urn:schemas-microsoft-com:office:office" xmlns:r="http://schemas.openxmlformats.org/officeDocument/2006/relationships" xmlns:v="urn:schemas-microsoft-com:vml" xmlns:w10="urn:schemas-microsoft-com:office:word" xmlns:w14="http://schemas.microsoft.com/office/word/2010/wordml" xmlns:w="http://schemas.openxmlformats.org/wordprocessingml/2006/main" xmlns:wne="http://schemas.microsoft.com/office/word/2006/wordml" xmlns:wp14="http://schemas.microsoft.com/office/word/2010/wordprocessingDrawing" xmlns:wp="http://schemas.openxmlformats.org/drawingml/2006/wordprocessingDrawing" xmlns:wpc="http://schemas.microsoft.com/office/word/2010/wordprocessingCanvas" xmlns:wpg="http://schemas.microsoft.com/office/word/2010/wordprocessingGroup" xmlns:wpi="http://schemas.microsoft.com/office/word/2010/wordprocessingInk" xmlns:wps="http://schemas.microsoft.com/office/word/2010/wordprocessingShape" mc:Ignorable="w14 wp14">
+  <w:p>
+    <w:pPr>
+      <w:pStyle w:val="Header"/>
+    </w:pPr>
+  </w:p>
+</w:hdr>
 </file>
 
 <file path=word/numbering.xml><?xml version="1.0" encoding="utf-8"?>
